--- a/svoyo-delo/대본/3부/04화_Nalichnye.docx
+++ b/svoyo-delo/대본/3부/04화_Nalichnye.docx
@@ -95,7 +95,7 @@
         <w:t xml:space="preserve"> </w:t>
       </w:r>
       <w:r>
-        <w:t xml:space="preserve">- 규칙: 지문 없음. 전 화 100% 「화자명: 대사」. 1턴 15단어 이내 + 긴 턴 10~15회(25~35단어), 낭독 2회(디마의 공책, 디마의 첫 규칙). 문법 초점(B2): 설득 화법(Если скажу я… Если скажете вы…), 형동사(сертифицированных врачей), 간접 의문(правильно ли это).</w:t>
+        <w:t xml:space="preserve">- 규칙: 지문 없음. 전 화 100% 「화자명: 대사」. 1턴 20단어 이내 + 긴 턴 10~15회(30~50단어), 낭독 2회(디마의 공책, 디마의 첫 규칙). 문법 초점(B2): 설득 화법(Если скажу я… Если скажете вы…), 형동사(сертифицированных врачей), 간접 의문(правильно ли это).</w:t>
       </w:r>
       <w:r>
         <w:t xml:space="preserve"> </w:t>
@@ -553,119 +553,119 @@
         <w:pStyle w:val="FirstParagraph"/>
       </w:pPr>
       <w:r>
-        <w:t xml:space="preserve">IRINA: Доброе утро. Январь закрыт. Плюс сто восемьдесят тысяч. Первый месяц в плюсе.</w:t>
-      </w:r>
-    </w:p>
-    <w:p>
-      <w:pPr>
-        <w:pStyle w:val="BodyText"/>
-      </w:pPr>
-      <w:r>
-        <w:t xml:space="preserve">ALEKSEY: Плюс? Без займов?</w:t>
-      </w:r>
-    </w:p>
-    <w:p>
-      <w:pPr>
-        <w:pStyle w:val="BodyText"/>
-      </w:pPr>
-      <w:r>
-        <w:t xml:space="preserve">IRINA: Без займов. Без задержек. Продажи — четыреста двадцать шприцев. Центр — две группы.</w:t>
-      </w:r>
-    </w:p>
-    <w:p>
-      <w:pPr>
-        <w:pStyle w:val="BodyText"/>
-      </w:pPr>
-      <w:r>
-        <w:t xml:space="preserve">OLGA: Сто восемьдесят тысяч. Это меньше, чем моя зарплата в немецкой компании.</w:t>
-      </w:r>
-    </w:p>
-    <w:p>
-      <w:pPr>
-        <w:pStyle w:val="BodyText"/>
-      </w:pPr>
-      <w:r>
-        <w:t xml:space="preserve">IRINA: Это больше, чем ноль. Полтора года было ноль.</w:t>
-      </w:r>
-    </w:p>
-    <w:p>
-      <w:pPr>
-        <w:pStyle w:val="BodyText"/>
-      </w:pPr>
-      <w:r>
-        <w:t xml:space="preserve">OLGA: Записала. Поздравляю. Скромно.</w:t>
-      </w:r>
-    </w:p>
-    <w:p>
-      <w:pPr>
-        <w:pStyle w:val="BodyText"/>
-      </w:pPr>
-      <w:r>
-        <w:t xml:space="preserve">ALEKSEY: Дима, а у вас что? Вы с утра улыбаетесь.</w:t>
-      </w:r>
-    </w:p>
-    <w:p>
-      <w:pPr>
-        <w:pStyle w:val="BodyText"/>
-      </w:pPr>
-      <w:r>
-        <w:t xml:space="preserve">DIMA: Галина Резник. Двое её врачей сдали экзамен. В пятницу. Оба — с первого раза.</w:t>
-      </w:r>
-    </w:p>
-    <w:p>
-      <w:pPr>
-        <w:pStyle w:val="BodyText"/>
-      </w:pPr>
-      <w:r>
-        <w:t xml:space="preserve">ALEKSEY: Оба? Самые опытные?</w:t>
-      </w:r>
-    </w:p>
-    <w:p>
-      <w:pPr>
-        <w:pStyle w:val="BodyText"/>
-      </w:pPr>
-      <w:r>
-        <w:t xml:space="preserve">DIMA: Самые опытные. Один сказал Корниловой: «Двадцать лет колю, а такого курса не было».</w:t>
-      </w:r>
-    </w:p>
-    <w:p>
-      <w:pPr>
-        <w:pStyle w:val="BodyText"/>
-      </w:pPr>
-      <w:r>
-        <w:t xml:space="preserve">IRINA: Значит, Галина вернётся. Как обещала. С заказом больше двухсот.</w:t>
-      </w:r>
-    </w:p>
-    <w:p>
-      <w:pPr>
-        <w:pStyle w:val="BodyText"/>
-      </w:pPr>
-      <w:r>
-        <w:t xml:space="preserve">DIMA: Уже. Мне звонил её закупщик. Вадим. Хочет встретиться сегодня. Обсудить двести пятьдесят шприцев.</w:t>
-      </w:r>
-    </w:p>
-    <w:p>
-      <w:pPr>
-        <w:pStyle w:val="BodyText"/>
-      </w:pPr>
-      <w:r>
-        <w:t xml:space="preserve">ALEKSEY: Двести пятьдесят. Два миллиона двести пятьдесят тысяч. Ваш первый большой заказ, Дима. Если он будет, январский плюс станет похож на настоящий бизнес, а не на удачу.</w:t>
-      </w:r>
-    </w:p>
-    <w:p>
-      <w:pPr>
-        <w:pStyle w:val="BodyText"/>
-      </w:pPr>
-      <w:r>
-        <w:t xml:space="preserve">OLGA: Почему закупщик, а не Галина? Она же сама обещала прийти лично.</w:t>
-      </w:r>
-    </w:p>
-    <w:p>
-      <w:pPr>
-        <w:pStyle w:val="BodyText"/>
-      </w:pPr>
-      <w:r>
-        <w:t xml:space="preserve">DIMA: Он сказал, Галина занята. Он всё решает по закупкам. Встреча в кафе, не в клинике.</w:t>
+        <w:t xml:space="preserve">IRINA: Доброе утро. Январь закрыт с плюсом в сто восемьдесят тысяч. Это наш первый месяц в плюсе.</w:t>
+      </w:r>
+    </w:p>
+    <w:p>
+      <w:pPr>
+        <w:pStyle w:val="BodyText"/>
+      </w:pPr>
+      <w:r>
+        <w:t xml:space="preserve">ALEKSEY: В плюсе? И при этом без всяких займов?</w:t>
+      </w:r>
+    </w:p>
+    <w:p>
+      <w:pPr>
+        <w:pStyle w:val="BodyText"/>
+      </w:pPr>
+      <w:r>
+        <w:t xml:space="preserve">IRINA: Без займов и без задержек. Продажи — четыреста двадцать шприцев, а в центре учатся две группы.</w:t>
+      </w:r>
+    </w:p>
+    <w:p>
+      <w:pPr>
+        <w:pStyle w:val="BodyText"/>
+      </w:pPr>
+      <w:r>
+        <w:t xml:space="preserve">OLGA: Сто восемьдесят тысяч — это меньше, чем моя зарплата в немецкой компании.</w:t>
+      </w:r>
+    </w:p>
+    <w:p>
+      <w:pPr>
+        <w:pStyle w:val="BodyText"/>
+      </w:pPr>
+      <w:r>
+        <w:t xml:space="preserve">IRINA: Зато это больше, чем ноль, а ноль у нас был полтора года.</w:t>
+      </w:r>
+    </w:p>
+    <w:p>
+      <w:pPr>
+        <w:pStyle w:val="BodyText"/>
+      </w:pPr>
+      <w:r>
+        <w:t xml:space="preserve">OLGA: Записала. Поздравляю, хотя пока и скромно.</w:t>
+      </w:r>
+    </w:p>
+    <w:p>
+      <w:pPr>
+        <w:pStyle w:val="BodyText"/>
+      </w:pPr>
+      <w:r>
+        <w:t xml:space="preserve">ALEKSEY: Дима, а что у вас? Вы с самого утра улыбаетесь.</w:t>
+      </w:r>
+    </w:p>
+    <w:p>
+      <w:pPr>
+        <w:pStyle w:val="BodyText"/>
+      </w:pPr>
+      <w:r>
+        <w:t xml:space="preserve">DIMA: Галина Резник. Двое её врачей в пятницу сдали экзамен, и оба с первого раза.</w:t>
+      </w:r>
+    </w:p>
+    <w:p>
+      <w:pPr>
+        <w:pStyle w:val="BodyText"/>
+      </w:pPr>
+      <w:r>
+        <w:t xml:space="preserve">ALEKSEY: Оба? Это те самые, самые опытные?</w:t>
+      </w:r>
+    </w:p>
+    <w:p>
+      <w:pPr>
+        <w:pStyle w:val="BodyText"/>
+      </w:pPr>
+      <w:r>
+        <w:t xml:space="preserve">DIMA: Да, самые опытные. Один сказал Корниловой: «Двадцать лет колю, а такого курса не было».</w:t>
+      </w:r>
+    </w:p>
+    <w:p>
+      <w:pPr>
+        <w:pStyle w:val="BodyText"/>
+      </w:pPr>
+      <w:r>
+        <w:t xml:space="preserve">IRINA: Значит, Галина вернётся, как и обещала, с заказом больше двухсот.</w:t>
+      </w:r>
+    </w:p>
+    <w:p>
+      <w:pPr>
+        <w:pStyle w:val="BodyText"/>
+      </w:pPr>
+      <w:r>
+        <w:t xml:space="preserve">DIMA: Уже вернулась. Мне звонил её закупщик Вадим, он хочет встретиться сегодня и обсудить двести пятьдесят шприцев.</w:t>
+      </w:r>
+    </w:p>
+    <w:p>
+      <w:pPr>
+        <w:pStyle w:val="BodyText"/>
+      </w:pPr>
+      <w:r>
+        <w:t xml:space="preserve">ALEKSEY: Двести пятьдесят — это два миллиона двести пятьдесят тысяч. Ваш первый большой заказ, Дима. Если он будет, январский плюс станет похож на настоящий бизнес, а не на удачу, и мы сможем спокойно планировать весну.</w:t>
+      </w:r>
+    </w:p>
+    <w:p>
+      <w:pPr>
+        <w:pStyle w:val="BodyText"/>
+      </w:pPr>
+      <w:r>
+        <w:t xml:space="preserve">OLGA: А почему звонит закупщик, а не Галина? Она же сама обещала прийти лично.</w:t>
+      </w:r>
+    </w:p>
+    <w:p>
+      <w:pPr>
+        <w:pStyle w:val="BodyText"/>
+      </w:pPr>
+      <w:r>
+        <w:t xml:space="preserve">DIMA: Он сказал, что Галина занята и что по закупкам всё решает он. Встреча будет в кафе, а не в клинике.</w:t>
       </w:r>
     </w:p>
     <w:bookmarkEnd w:id="21"/>
@@ -683,103 +683,103 @@
         <w:pStyle w:val="FirstParagraph"/>
       </w:pPr>
       <w:r>
-        <w:t xml:space="preserve">VADIM: Дмитрий? Вадим Сорокин. Закупки сети «Эстетика». Садитесь. Кофе я уже заказал. Вам тоже.</w:t>
-      </w:r>
-    </w:p>
-    <w:p>
-      <w:pPr>
-        <w:pStyle w:val="BodyText"/>
-      </w:pPr>
-      <w:r>
-        <w:t xml:space="preserve">DIMA: Спасибо. Я заплачу за свой.</w:t>
-      </w:r>
-    </w:p>
-    <w:p>
-      <w:pPr>
-        <w:pStyle w:val="BodyText"/>
-      </w:pPr>
-      <w:r>
-        <w:t xml:space="preserve">VADIM: Да ладно. Это кофе. Итак. Двести пятьдесят шприцев. Шесть клиник. На три месяца.</w:t>
-      </w:r>
-    </w:p>
-    <w:p>
-      <w:pPr>
-        <w:pStyle w:val="BodyText"/>
-      </w:pPr>
-      <w:r>
-        <w:t xml:space="preserve">DIMA: Хорошо. Сколько врачей сдали экзамен? Мы продаём по числу сертификатов.</w:t>
-      </w:r>
-    </w:p>
-    <w:p>
-      <w:pPr>
-        <w:pStyle w:val="BodyText"/>
-      </w:pPr>
-      <w:r>
-        <w:t xml:space="preserve">VADIM: Двое уже сдали. Ещё восемь записаны на март. Пока — на двоих. Потом — на всех.</w:t>
-      </w:r>
-    </w:p>
-    <w:p>
-      <w:pPr>
-        <w:pStyle w:val="BodyText"/>
-      </w:pPr>
-      <w:r>
-        <w:t xml:space="preserve">DIMA: На двоих — двадцать шприцев в месяц. На три месяца — шестьдесят. Остальные — после экзамена.</w:t>
-      </w:r>
-    </w:p>
-    <w:p>
-      <w:pPr>
-        <w:pStyle w:val="BodyText"/>
-      </w:pPr>
-      <w:r>
-        <w:t xml:space="preserve">VADIM: Шестьдесят. Хорошо. Договор подпишем на двести пятьдесят. Поставки — по сертификатам. Нормально?</w:t>
-      </w:r>
-    </w:p>
-    <w:p>
-      <w:pPr>
-        <w:pStyle w:val="BodyText"/>
-      </w:pPr>
-      <w:r>
-        <w:t xml:space="preserve">DIMA: Нормально. Цена — девять тысяч. Безнал.</w:t>
-      </w:r>
-    </w:p>
-    <w:p>
-      <w:pPr>
-        <w:pStyle w:val="BodyText"/>
-      </w:pPr>
-      <w:r>
-        <w:t xml:space="preserve">VADIM: Девять. Конечно. Безнал. Только есть один момент. Небольшой.</w:t>
-      </w:r>
-    </w:p>
-    <w:p>
-      <w:pPr>
-        <w:pStyle w:val="BodyText"/>
-      </w:pPr>
-      <w:r>
-        <w:t xml:space="preserve">DIMA: Слушаю.</w:t>
-      </w:r>
-    </w:p>
-    <w:p>
-      <w:pPr>
-        <w:pStyle w:val="BodyText"/>
-      </w:pPr>
-      <w:r>
-        <w:t xml:space="preserve">VADIM: Пять процентов. От каждой поставки. Мне. Наличными. Это стандарт, Дмитрий. Все так работают.</w:t>
-      </w:r>
-    </w:p>
-    <w:p>
-      <w:pPr>
-        <w:pStyle w:val="BodyText"/>
-      </w:pPr>
-      <w:r>
-        <w:t xml:space="preserve">DIMA: Пять процентов вам. Наличными. А Галина Петровна знает?</w:t>
-      </w:r>
-    </w:p>
-    <w:p>
-      <w:pPr>
-        <w:pStyle w:val="BodyText"/>
-      </w:pPr>
-      <w:r>
-        <w:t xml:space="preserve">VADIM: Галина Петровна занимается врачами. Закупки — моя зона. Ей не нужно знать мелочи.</w:t>
+        <w:t xml:space="preserve">VADIM: Дмитрий? Вадим Сорокин, закупки сети «Эстетика». Садитесь, я уже заказал кофе, и вам тоже.</w:t>
+      </w:r>
+    </w:p>
+    <w:p>
+      <w:pPr>
+        <w:pStyle w:val="BodyText"/>
+      </w:pPr>
+      <w:r>
+        <w:t xml:space="preserve">DIMA: Спасибо, но за свой кофе я заплачу сам.</w:t>
+      </w:r>
+    </w:p>
+    <w:p>
+      <w:pPr>
+        <w:pStyle w:val="BodyText"/>
+      </w:pPr>
+      <w:r>
+        <w:t xml:space="preserve">VADIM: Да ладно вам, это же просто кофе. Итак, двести пятьдесят шприцев на шесть клиник на три месяца.</w:t>
+      </w:r>
+    </w:p>
+    <w:p>
+      <w:pPr>
+        <w:pStyle w:val="BodyText"/>
+      </w:pPr>
+      <w:r>
+        <w:t xml:space="preserve">DIMA: Хорошо. А сколько врачей сдали экзамен? Мы продаём по числу сертификатов.</w:t>
+      </w:r>
+    </w:p>
+    <w:p>
+      <w:pPr>
+        <w:pStyle w:val="BodyText"/>
+      </w:pPr>
+      <w:r>
+        <w:t xml:space="preserve">VADIM: Двое уже сдали, ещё восемь записаны на март. Пока возьмём на двоих, а потом на всех.</w:t>
+      </w:r>
+    </w:p>
+    <w:p>
+      <w:pPr>
+        <w:pStyle w:val="BodyText"/>
+      </w:pPr>
+      <w:r>
+        <w:t xml:space="preserve">DIMA: На двоих это двадцать шприцев в месяц, на три месяца шестьдесят. Остальные будут после экзамена.</w:t>
+      </w:r>
+    </w:p>
+    <w:p>
+      <w:pPr>
+        <w:pStyle w:val="BodyText"/>
+      </w:pPr>
+      <w:r>
+        <w:t xml:space="preserve">VADIM: Шестьдесят, хорошо. Договор подпишем на двести пятьдесят, а поставки будут по сертификатам. Нормально?</w:t>
+      </w:r>
+    </w:p>
+    <w:p>
+      <w:pPr>
+        <w:pStyle w:val="BodyText"/>
+      </w:pPr>
+      <w:r>
+        <w:t xml:space="preserve">DIMA: Нормально. Цена — девять тысяч за шприц, оплата по безналу.</w:t>
+      </w:r>
+    </w:p>
+    <w:p>
+      <w:pPr>
+        <w:pStyle w:val="BodyText"/>
+      </w:pPr>
+      <w:r>
+        <w:t xml:space="preserve">VADIM: Девять, конечно, и безнал. Только есть один момент, совсем небольшой.</w:t>
+      </w:r>
+    </w:p>
+    <w:p>
+      <w:pPr>
+        <w:pStyle w:val="BodyText"/>
+      </w:pPr>
+      <w:r>
+        <w:t xml:space="preserve">DIMA: Слушаю вас внимательно.</w:t>
+      </w:r>
+    </w:p>
+    <w:p>
+      <w:pPr>
+        <w:pStyle w:val="BodyText"/>
+      </w:pPr>
+      <w:r>
+        <w:t xml:space="preserve">VADIM: Пять процентов от каждой поставки мне, наличными. Это стандарт, Дмитрий. Все так работают.</w:t>
+      </w:r>
+    </w:p>
+    <w:p>
+      <w:pPr>
+        <w:pStyle w:val="BodyText"/>
+      </w:pPr>
+      <w:r>
+        <w:t xml:space="preserve">DIMA: Пять процентов вам, наличными. А Галина Петровна об этом знает?</w:t>
+      </w:r>
+    </w:p>
+    <w:p>
+      <w:pPr>
+        <w:pStyle w:val="BodyText"/>
+      </w:pPr>
+      <w:r>
+        <w:t xml:space="preserve">VADIM: Галина Петровна занимается врачами, а закупки — моя зона. Ей не нужно знать такие мелочи.</w:t>
       </w:r>
     </w:p>
     <w:p>
@@ -795,47 +795,47 @@
         <w:pStyle w:val="BodyText"/>
       </w:pPr>
       <w:r>
-        <w:t xml:space="preserve">VADIM: Вы быстро считаете. Это хорошо для менеджера. Так что? Договорились?</w:t>
-      </w:r>
-    </w:p>
-    <w:p>
-      <w:pPr>
-        <w:pStyle w:val="BodyText"/>
-      </w:pPr>
-      <w:r>
-        <w:t xml:space="preserve">DIMA: Нет. У нас так не работают.</w:t>
-      </w:r>
-    </w:p>
-    <w:p>
-      <w:pPr>
-        <w:pStyle w:val="BodyText"/>
-      </w:pPr>
-      <w:r>
-        <w:t xml:space="preserve">VADIM: Все так работают, Дмитрий. Просто не все говорят. Вы новенький. Вы ещё не поняли рынок.</w:t>
-      </w:r>
-    </w:p>
-    <w:p>
-      <w:pPr>
-        <w:pStyle w:val="BodyText"/>
-      </w:pPr>
-      <w:r>
-        <w:t xml:space="preserve">DIMA: Может быть. Но у нас в договоре пункт первый: никаких наличных. Никогда.</w:t>
-      </w:r>
-    </w:p>
-    <w:p>
-      <w:pPr>
-        <w:pStyle w:val="BodyText"/>
-      </w:pPr>
-      <w:r>
-        <w:t xml:space="preserve">VADIM: Это в вашем договоре. А в моём — двести пятьдесят шприцев. Или ноль. Есть другой поставщик. Без курсов, без экзаменов. Он предлагает семь процентов. Я пришёл к вам, потому что Галина любит ваш курс.</w:t>
-      </w:r>
-    </w:p>
-    <w:p>
-      <w:pPr>
-        <w:pStyle w:val="BodyText"/>
-      </w:pPr>
-      <w:r>
-        <w:t xml:space="preserve">DIMA: Другой поставщик — это Стас?</w:t>
+        <w:t xml:space="preserve">VADIM: Вы быстро считаете, и это хорошо для менеджера. Так что, договорились?</w:t>
+      </w:r>
+    </w:p>
+    <w:p>
+      <w:pPr>
+        <w:pStyle w:val="BodyText"/>
+      </w:pPr>
+      <w:r>
+        <w:t xml:space="preserve">DIMA: Нет. У нас так не работают, и я так работать не буду.</w:t>
+      </w:r>
+    </w:p>
+    <w:p>
+      <w:pPr>
+        <w:pStyle w:val="BodyText"/>
+      </w:pPr>
+      <w:r>
+        <w:t xml:space="preserve">VADIM: Все так работают, Дмитрий, просто не все об этом говорят. Вы новенький и ещё не поняли рынок.</w:t>
+      </w:r>
+    </w:p>
+    <w:p>
+      <w:pPr>
+        <w:pStyle w:val="BodyText"/>
+      </w:pPr>
+      <w:r>
+        <w:t xml:space="preserve">DIMA: Может быть. Но у нас в договоре пункт первый: никаких наличных, никогда.</w:t>
+      </w:r>
+    </w:p>
+    <w:p>
+      <w:pPr>
+        <w:pStyle w:val="BodyText"/>
+      </w:pPr>
+      <w:r>
+        <w:t xml:space="preserve">VADIM: Это в вашем договоре. А в моём — двести пятьдесят шприцев или ноль. Есть другой поставщик, без курсов и без экзаменов, и он предлагает семь процентов. Я пришёл к вам только потому, что Галина любит ваш курс.</w:t>
+      </w:r>
+    </w:p>
+    <w:p>
+      <w:pPr>
+        <w:pStyle w:val="BodyText"/>
+      </w:pPr>
+      <w:r>
+        <w:t xml:space="preserve">DIMA: Другой поставщик — это, случайно, не Стас?</w:t>
       </w:r>
     </w:p>
     <w:p>
@@ -851,111 +851,111 @@
         <w:pStyle w:val="BodyText"/>
       </w:pPr>
       <w:r>
-        <w:t xml:space="preserve">DIMA: Стас продаёт серый товар. Без регистрации. Галина Петровна об этом знает?</w:t>
-      </w:r>
-    </w:p>
-    <w:p>
-      <w:pPr>
-        <w:pStyle w:val="BodyText"/>
-      </w:pPr>
-      <w:r>
-        <w:t xml:space="preserve">VADIM: Галина Петровна узнает то, что я ей скажу. Подумайте до пятницы. Кофе — за мой счёт.</w:t>
-      </w:r>
-    </w:p>
-    <w:p>
-      <w:pPr>
-        <w:pStyle w:val="BodyText"/>
-      </w:pPr>
-      <w:r>
-        <w:t xml:space="preserve">DIMA: Мой кофе — за мой счёт. Вот двести рублей.</w:t>
-      </w:r>
-    </w:p>
-    <w:p>
-      <w:pPr>
-        <w:pStyle w:val="BodyText"/>
-      </w:pPr>
-      <w:r>
-        <w:t xml:space="preserve">VADIM: Вы странный, Дмитрий. Долго вы так не проработаете.</w:t>
-      </w:r>
-    </w:p>
-    <w:p>
-      <w:pPr>
-        <w:pStyle w:val="BodyText"/>
-      </w:pPr>
-      <w:r>
-        <w:t xml:space="preserve">DIMA: Посмотрим. До свидания.</w:t>
-      </w:r>
-    </w:p>
-    <w:p>
-      <w:pPr>
-        <w:pStyle w:val="BodyText"/>
-      </w:pPr>
-      <w:r>
-        <w:t xml:space="preserve">VADIM: И ещё. Не звоните Галине. Она не любит, когда через голову. Это вам совет. Бесплатный.</w:t>
-      </w:r>
-    </w:p>
-    <w:p>
-      <w:pPr>
-        <w:pStyle w:val="BodyText"/>
-      </w:pPr>
-      <w:r>
-        <w:t xml:space="preserve">DIMA: Алексей Николаевич? Это Дима. Я в кафе. Можно говорить?</w:t>
-      </w:r>
-    </w:p>
-    <w:p>
-      <w:pPr>
-        <w:pStyle w:val="BodyText"/>
-      </w:pPr>
-      <w:r>
-        <w:t xml:space="preserve">ALEKSEY: Говорите. Голос у вас странный. Как у Алины в ту ночь, с седьмой страницей.</w:t>
-      </w:r>
-    </w:p>
-    <w:p>
-      <w:pPr>
-        <w:pStyle w:val="BodyText"/>
-      </w:pPr>
-      <w:r>
-        <w:t xml:space="preserve">DIMA: Закупщик Галины просит пять процентов. Себе. Наличными. От двухсот пятидесяти шприцев. Угрожает уйти к Стасу.</w:t>
-      </w:r>
-    </w:p>
-    <w:p>
-      <w:pPr>
-        <w:pStyle w:val="BodyText"/>
-      </w:pPr>
-      <w:r>
-        <w:t xml:space="preserve">ALEKSEY: Что вы ему ответили?</w:t>
-      </w:r>
-    </w:p>
-    <w:p>
-      <w:pPr>
-        <w:pStyle w:val="BodyText"/>
-      </w:pPr>
-      <w:r>
-        <w:t xml:space="preserve">DIMA: «Нет». Один раз. И заплатил за свой кофе.</w:t>
-      </w:r>
-    </w:p>
-    <w:p>
-      <w:pPr>
-        <w:pStyle w:val="BodyText"/>
-      </w:pPr>
-      <w:r>
-        <w:t xml:space="preserve">ALEKSEY: Правильно. Сколько у вас времени?</w:t>
-      </w:r>
-    </w:p>
-    <w:p>
-      <w:pPr>
-        <w:pStyle w:val="BodyText"/>
-      </w:pPr>
-      <w:r>
-        <w:t xml:space="preserve">DIMA: До пятницы. Алексей Николаевич, он сказал не звонить Галине. А я думаю, что надо. Но я не знаю, правильно ли это. У нас в Ярославле за такое называли стукачом.</w:t>
-      </w:r>
-    </w:p>
-    <w:p>
-      <w:pPr>
-        <w:pStyle w:val="BodyText"/>
-      </w:pPr>
-      <w:r>
-        <w:t xml:space="preserve">ALEKSEY: Приезжайте в офис. Сейчас. С тетрадью. Будем решать вчетвером.</w:t>
+        <w:t xml:space="preserve">DIMA: Стас продаёт серый товар без регистрации. Галина Петровна об этом знает?</w:t>
+      </w:r>
+    </w:p>
+    <w:p>
+      <w:pPr>
+        <w:pStyle w:val="BodyText"/>
+      </w:pPr>
+      <w:r>
+        <w:t xml:space="preserve">VADIM: Галина Петровна узнает то, что я ей скажу. Подумайте до пятницы, а кофе за мой счёт.</w:t>
+      </w:r>
+    </w:p>
+    <w:p>
+      <w:pPr>
+        <w:pStyle w:val="BodyText"/>
+      </w:pPr>
+      <w:r>
+        <w:t xml:space="preserve">DIMA: Мой кофе — за мой счёт. Вот, возьмите двести рублей.</w:t>
+      </w:r>
+    </w:p>
+    <w:p>
+      <w:pPr>
+        <w:pStyle w:val="BodyText"/>
+      </w:pPr>
+      <w:r>
+        <w:t xml:space="preserve">VADIM: Вы странный, Дмитрий. Долго вы так не проработаете, поверьте моему опыту.</w:t>
+      </w:r>
+    </w:p>
+    <w:p>
+      <w:pPr>
+        <w:pStyle w:val="BodyText"/>
+      </w:pPr>
+      <w:r>
+        <w:t xml:space="preserve">DIMA: Посмотрим. До свидания, Вадим.</w:t>
+      </w:r>
+    </w:p>
+    <w:p>
+      <w:pPr>
+        <w:pStyle w:val="BodyText"/>
+      </w:pPr>
+      <w:r>
+        <w:t xml:space="preserve">VADIM: И ещё. Не звоните Галине, она не любит, когда через голову. Это вам совет, причём бесплатный.</w:t>
+      </w:r>
+    </w:p>
+    <w:p>
+      <w:pPr>
+        <w:pStyle w:val="BodyText"/>
+      </w:pPr>
+      <w:r>
+        <w:t xml:space="preserve">DIMA: Алексей Николаевич? Это Дима. Я сейчас в кафе. Вы можете говорить?</w:t>
+      </w:r>
+    </w:p>
+    <w:p>
+      <w:pPr>
+        <w:pStyle w:val="BodyText"/>
+      </w:pPr>
+      <w:r>
+        <w:t xml:space="preserve">ALEKSEY: Говорите. Голос у вас странный, как у Алины в ту ночь, с седьмой страницей.</w:t>
+      </w:r>
+    </w:p>
+    <w:p>
+      <w:pPr>
+        <w:pStyle w:val="BodyText"/>
+      </w:pPr>
+      <w:r>
+        <w:t xml:space="preserve">DIMA: Закупщик Галины просит пять процентов себе, наличными, от двухсот пятидесяти шприцев. И угрожает уйти к Стасу.</w:t>
+      </w:r>
+    </w:p>
+    <w:p>
+      <w:pPr>
+        <w:pStyle w:val="BodyText"/>
+      </w:pPr>
+      <w:r>
+        <w:t xml:space="preserve">ALEKSEY: И что вы ему ответили?</w:t>
+      </w:r>
+    </w:p>
+    <w:p>
+      <w:pPr>
+        <w:pStyle w:val="BodyText"/>
+      </w:pPr>
+      <w:r>
+        <w:t xml:space="preserve">DIMA: Я сказал «нет», один раз, и заплатил за свой кофе.</w:t>
+      </w:r>
+    </w:p>
+    <w:p>
+      <w:pPr>
+        <w:pStyle w:val="BodyText"/>
+      </w:pPr>
+      <w:r>
+        <w:t xml:space="preserve">ALEKSEY: Правильно. А сколько времени он вам дал?</w:t>
+      </w:r>
+    </w:p>
+    <w:p>
+      <w:pPr>
+        <w:pStyle w:val="BodyText"/>
+      </w:pPr>
+      <w:r>
+        <w:t xml:space="preserve">DIMA: До пятницы. Алексей Николаевич, он сказал не звонить Галине, а я думаю, что надо. Но я не знаю, правильно ли это. У нас в Ярославле за такое называли стукачом, и это было хуже любого ругательства.</w:t>
+      </w:r>
+    </w:p>
+    <w:p>
+      <w:pPr>
+        <w:pStyle w:val="BodyText"/>
+      </w:pPr>
+      <w:r>
+        <w:t xml:space="preserve">ALEKSEY: Приезжайте в офис прямо сейчас, вместе с тетрадью. Будем решать вчетвером.</w:t>
       </w:r>
     </w:p>
     <w:bookmarkEnd w:id="22"/>
@@ -973,7 +973,7 @@
         <w:pStyle w:val="FirstParagraph"/>
       </w:pPr>
       <w:r>
-        <w:t xml:space="preserve">IRINA: Дима, читайте из тетради. Дословно. Как протокол.</w:t>
+        <w:t xml:space="preserve">IRINA: Дима, читайте из тетради, только дословно, как протокол.</w:t>
       </w:r>
     </w:p>
     <w:p>
@@ -989,151 +989,151 @@
         <w:pStyle w:val="BodyText"/>
       </w:pPr>
       <w:r>
-        <w:t xml:space="preserve">OLGA: Время, слова, имя. Хорошая тетрадь. Ярославская школа.</w:t>
-      </w:r>
-    </w:p>
-    <w:p>
-      <w:pPr>
-        <w:pStyle w:val="BodyText"/>
-      </w:pPr>
-      <w:r>
-        <w:t xml:space="preserve">DIMA: А ещё — сообщение. Он прислал после встречи: «Пять процентов — налом. До пятницы». С его номера.</w:t>
-      </w:r>
-    </w:p>
-    <w:p>
-      <w:pPr>
-        <w:pStyle w:val="BodyText"/>
-      </w:pPr>
-      <w:r>
-        <w:t xml:space="preserve">IRINA: Сообщение — это документ. Глупый закупщик. Умные не пишут.</w:t>
-      </w:r>
-    </w:p>
-    <w:p>
-      <w:pPr>
-        <w:pStyle w:val="BodyText"/>
-      </w:pPr>
-      <w:r>
-        <w:t xml:space="preserve">ALEKSEY: Итак. Варианты. Первый — отказаться и молчать. Вадим уйдёт к Стасу.</w:t>
-      </w:r>
-    </w:p>
-    <w:p>
-      <w:pPr>
-        <w:pStyle w:val="BodyText"/>
-      </w:pPr>
-      <w:r>
-        <w:t xml:space="preserve">IRINA: И шесть клиник Галины будут колоть серый товар. Её двое сертифицированных врачей — тоже.</w:t>
-      </w:r>
-    </w:p>
-    <w:p>
-      <w:pPr>
-        <w:pStyle w:val="BodyText"/>
-      </w:pPr>
-      <w:r>
-        <w:t xml:space="preserve">OLGA: Второй — позвонить Галине. Рассказать.</w:t>
-      </w:r>
-    </w:p>
-    <w:p>
-      <w:pPr>
-        <w:pStyle w:val="BodyText"/>
-      </w:pPr>
-      <w:r>
-        <w:t xml:space="preserve">DIMA: В Ярославле за такое называют стукачом. Я не знаю, как здесь.</w:t>
-      </w:r>
-    </w:p>
-    <w:p>
-      <w:pPr>
-        <w:pStyle w:val="BodyText"/>
-      </w:pPr>
-      <w:r>
-        <w:t xml:space="preserve">OLGA: Здесь так же. В России не любят тех, кто «доносит». Это старая история. Очень старая.</w:t>
-      </w:r>
-    </w:p>
-    <w:p>
-      <w:pPr>
-        <w:pStyle w:val="BodyText"/>
-      </w:pPr>
-      <w:r>
-        <w:t xml:space="preserve">ALEKSEY: Вадим — её человек. Мы — чужие. Она может обидеться на нас, а не на него.</w:t>
-      </w:r>
-    </w:p>
-    <w:p>
-      <w:pPr>
-        <w:pStyle w:val="BodyText"/>
-      </w:pPr>
-      <w:r>
-        <w:t xml:space="preserve">IRINA: Это не донос. Донос — это когда ты сообщаешь власти о человеке. Здесь другое: у Галины воруют. Её деньги уходят в карман закупщика. Мы не сообщаем на Вадима — мы сообщаем Галине о её кассе.</w:t>
-      </w:r>
-    </w:p>
-    <w:p>
-      <w:pPr>
-        <w:pStyle w:val="BodyText"/>
-      </w:pPr>
-      <w:r>
-        <w:t xml:space="preserve">OLGA: Красиво сказано. Аудиторская логика. Но Галина услышит другое: «Ваш человек — вор, а вы не заметили».</w:t>
-      </w:r>
-    </w:p>
-    <w:p>
-      <w:pPr>
-        <w:pStyle w:val="BodyText"/>
-      </w:pPr>
-      <w:r>
-        <w:t xml:space="preserve">ALEKSEY: Тогда надо сказать так, чтобы она услышала первое, а не второе.</w:t>
-      </w:r>
-    </w:p>
-    <w:p>
-      <w:pPr>
-        <w:pStyle w:val="BodyText"/>
-      </w:pPr>
-      <w:r>
-        <w:t xml:space="preserve">DIMA: Как?</w:t>
-      </w:r>
-    </w:p>
-    <w:p>
-      <w:pPr>
-        <w:pStyle w:val="BodyText"/>
-      </w:pPr>
-      <w:r>
-        <w:t xml:space="preserve">ALEKSEY: Лично. Не по телефону. Не письмом. С документами. И без слова «вор».</w:t>
-      </w:r>
-    </w:p>
-    <w:p>
-      <w:pPr>
-        <w:pStyle w:val="BodyText"/>
-      </w:pPr>
-      <w:r>
-        <w:t xml:space="preserve">OLGA: И без прилагательных. Только факты. Время, слова, сообщение. Выводы — её.</w:t>
-      </w:r>
-    </w:p>
-    <w:p>
-      <w:pPr>
-        <w:pStyle w:val="BodyText"/>
-      </w:pPr>
-      <w:r>
-        <w:t xml:space="preserve">IRINA: Как в ответе эксперту. Мы даём факты, она делает вывод.</w:t>
-      </w:r>
-    </w:p>
-    <w:p>
-      <w:pPr>
-        <w:pStyle w:val="BodyText"/>
-      </w:pPr>
-      <w:r>
-        <w:t xml:space="preserve">DIMA: А кто будет говорить?</w:t>
-      </w:r>
-    </w:p>
-    <w:p>
-      <w:pPr>
-        <w:pStyle w:val="BodyText"/>
-      </w:pPr>
-      <w:r>
-        <w:t xml:space="preserve">ALEKSEY: Вы, Дима.</w:t>
-      </w:r>
-    </w:p>
-    <w:p>
-      <w:pPr>
-        <w:pStyle w:val="BodyText"/>
-      </w:pPr>
-      <w:r>
-        <w:t xml:space="preserve">DIMA: Я? Я работаю три недели.</w:t>
+        <w:t xml:space="preserve">OLGA: Время, слова и имя. Хорошая тетрадь, сразу видна ярославская школа.</w:t>
+      </w:r>
+    </w:p>
+    <w:p>
+      <w:pPr>
+        <w:pStyle w:val="BodyText"/>
+      </w:pPr>
+      <w:r>
+        <w:t xml:space="preserve">DIMA: А ещё есть сообщение, которое он прислал после встречи: «Пять процентов — налом. До пятницы». С его номера.</w:t>
+      </w:r>
+    </w:p>
+    <w:p>
+      <w:pPr>
+        <w:pStyle w:val="BodyText"/>
+      </w:pPr>
+      <w:r>
+        <w:t xml:space="preserve">IRINA: Сообщение — это документ. Глупый закупщик, потому что умные такого не пишут.</w:t>
+      </w:r>
+    </w:p>
+    <w:p>
+      <w:pPr>
+        <w:pStyle w:val="BodyText"/>
+      </w:pPr>
+      <w:r>
+        <w:t xml:space="preserve">ALEKSEY: Итак, какие у нас варианты? Первый — отказаться и молчать. Тогда Вадим уйдёт к Стасу.</w:t>
+      </w:r>
+    </w:p>
+    <w:p>
+      <w:pPr>
+        <w:pStyle w:val="BodyText"/>
+      </w:pPr>
+      <w:r>
+        <w:t xml:space="preserve">IRINA: И шесть клиник Галины будут колоть серый товар, в том числе её двое сертифицированных врачей.</w:t>
+      </w:r>
+    </w:p>
+    <w:p>
+      <w:pPr>
+        <w:pStyle w:val="BodyText"/>
+      </w:pPr>
+      <w:r>
+        <w:t xml:space="preserve">OLGA: Второй вариант — позвонить Галине и всё ей рассказать.</w:t>
+      </w:r>
+    </w:p>
+    <w:p>
+      <w:pPr>
+        <w:pStyle w:val="BodyText"/>
+      </w:pPr>
+      <w:r>
+        <w:t xml:space="preserve">DIMA: В Ярославле за такое называют стукачом. Я не знаю, как к этому относятся здесь.</w:t>
+      </w:r>
+    </w:p>
+    <w:p>
+      <w:pPr>
+        <w:pStyle w:val="BodyText"/>
+      </w:pPr>
+      <w:r>
+        <w:t xml:space="preserve">OLGA: Здесь так же. В России не любят тех, кто «доносит». Это старая история, очень старая.</w:t>
+      </w:r>
+    </w:p>
+    <w:p>
+      <w:pPr>
+        <w:pStyle w:val="BodyText"/>
+      </w:pPr>
+      <w:r>
+        <w:t xml:space="preserve">ALEKSEY: К тому же Вадим — её человек, а мы чужие. Она может обидеться на нас, а не на него.</w:t>
+      </w:r>
+    </w:p>
+    <w:p>
+      <w:pPr>
+        <w:pStyle w:val="BodyText"/>
+      </w:pPr>
+      <w:r>
+        <w:t xml:space="preserve">IRINA: Это не донос. Донос — это когда ты сообщаешь власти о человеке. Здесь другое: у Галины воруют, и её деньги уходят в карман закупщика. Мы не сообщаем на Вадима — мы сообщаем Галине о её кассе.</w:t>
+      </w:r>
+    </w:p>
+    <w:p>
+      <w:pPr>
+        <w:pStyle w:val="BodyText"/>
+      </w:pPr>
+      <w:r>
+        <w:t xml:space="preserve">OLGA: Красиво сказано, это аудиторская логика. Но Галина услышит другое: «Ваш человек — вор, а вы не заметили».</w:t>
+      </w:r>
+    </w:p>
+    <w:p>
+      <w:pPr>
+        <w:pStyle w:val="BodyText"/>
+      </w:pPr>
+      <w:r>
+        <w:t xml:space="preserve">ALEKSEY: Тогда нужно сказать так, чтобы она услышала первое, а не второе.</w:t>
+      </w:r>
+    </w:p>
+    <w:p>
+      <w:pPr>
+        <w:pStyle w:val="BodyText"/>
+      </w:pPr>
+      <w:r>
+        <w:t xml:space="preserve">DIMA: А как это сделать? Я правда не представляю.</w:t>
+      </w:r>
+    </w:p>
+    <w:p>
+      <w:pPr>
+        <w:pStyle w:val="BodyText"/>
+      </w:pPr>
+      <w:r>
+        <w:t xml:space="preserve">ALEKSEY: Лично, не по телефону и не письмом. С документами, и без слова «вор».</w:t>
+      </w:r>
+    </w:p>
+    <w:p>
+      <w:pPr>
+        <w:pStyle w:val="BodyText"/>
+      </w:pPr>
+      <w:r>
+        <w:t xml:space="preserve">OLGA: И без прилагательных, только факты: время, слова, сообщение. А выводы пусть делает она.</w:t>
+      </w:r>
+    </w:p>
+    <w:p>
+      <w:pPr>
+        <w:pStyle w:val="BodyText"/>
+      </w:pPr>
+      <w:r>
+        <w:t xml:space="preserve">IRINA: Это как в ответе эксперту. Мы даём факты, она делает вывод.</w:t>
+      </w:r>
+    </w:p>
+    <w:p>
+      <w:pPr>
+        <w:pStyle w:val="BodyText"/>
+      </w:pPr>
+      <w:r>
+        <w:t xml:space="preserve">DIMA: А кто будет говорить с ней?</w:t>
+      </w:r>
+    </w:p>
+    <w:p>
+      <w:pPr>
+        <w:pStyle w:val="BodyText"/>
+      </w:pPr>
+      <w:r>
+        <w:t xml:space="preserve">ALEKSEY: Вы, Дима. Именно вы.</w:t>
+      </w:r>
+    </w:p>
+    <w:p>
+      <w:pPr>
+        <w:pStyle w:val="BodyText"/>
+      </w:pPr>
+      <w:r>
+        <w:t xml:space="preserve">DIMA: Я? Но я работаю здесь всего три недели.</w:t>
       </w:r>
     </w:p>
     <w:p>
@@ -1149,15 +1149,15 @@
         <w:pStyle w:val="BodyText"/>
       </w:pPr>
       <w:r>
-        <w:t xml:space="preserve">DIMA: Хорошо. Но вы будете рядом?</w:t>
-      </w:r>
-    </w:p>
-    <w:p>
-      <w:pPr>
-        <w:pStyle w:val="BodyText"/>
-      </w:pPr>
-      <w:r>
-        <w:t xml:space="preserve">ALEKSEY: Буду. Молча. Если она спросит директора — отвечу.</w:t>
+        <w:t xml:space="preserve">DIMA: Хорошо, я согласен. Но вы будете рядом?</w:t>
+      </w:r>
+    </w:p>
+    <w:p>
+      <w:pPr>
+        <w:pStyle w:val="BodyText"/>
+      </w:pPr>
+      <w:r>
+        <w:t xml:space="preserve">ALEKSEY: Буду, но молча. Если она спросит директора, тогда я отвечу.</w:t>
       </w:r>
     </w:p>
     <w:p>
@@ -1173,39 +1173,39 @@
         <w:pStyle w:val="BodyText"/>
       </w:pPr>
       <w:r>
-        <w:t xml:space="preserve">IRINA: Я записала в реестр рисков: «Откат. Первый случай». Дата, имя, сумма.</w:t>
-      </w:r>
-    </w:p>
-    <w:p>
-      <w:pPr>
-        <w:pStyle w:val="BodyText"/>
-      </w:pPr>
-      <w:r>
-        <w:t xml:space="preserve">DIMA: Ирина Сергеевна, а мой бонус? Если заказа не будет?</w:t>
-      </w:r>
-    </w:p>
-    <w:p>
-      <w:pPr>
-        <w:pStyle w:val="BodyText"/>
-      </w:pPr>
-      <w:r>
-        <w:t xml:space="preserve">IRINA: Пункт три — ноль нарушений. Вы не нарушили. Двадцать тысяч у вас есть. Независимо от Галины.</w:t>
-      </w:r>
-    </w:p>
-    <w:p>
-      <w:pPr>
-        <w:pStyle w:val="BodyText"/>
-      </w:pPr>
-      <w:r>
-        <w:t xml:space="preserve">DIMA: Значит, «нет» тоже оплачивается.</w:t>
-      </w:r>
-    </w:p>
-    <w:p>
-      <w:pPr>
-        <w:pStyle w:val="BodyText"/>
-      </w:pPr>
-      <w:r>
-        <w:t xml:space="preserve">OLGA: У нас — да. Это единственная компания в Москве, где «нет» стоит двадцать тысяч. Звоните Галине. Просите встречу. Завтра. Скажите только одно: есть вопрос по закупкам, который лучше обсудить лично.</w:t>
+        <w:t xml:space="preserve">IRINA: Я записала в реестр рисков: «Откат. Первый случай». Дата, имя и сумма.</w:t>
+      </w:r>
+    </w:p>
+    <w:p>
+      <w:pPr>
+        <w:pStyle w:val="BodyText"/>
+      </w:pPr>
+      <w:r>
+        <w:t xml:space="preserve">DIMA: Ирина Сергеевна, а что будет с моим бонусом, если заказа не будет?</w:t>
+      </w:r>
+    </w:p>
+    <w:p>
+      <w:pPr>
+        <w:pStyle w:val="BodyText"/>
+      </w:pPr>
+      <w:r>
+        <w:t xml:space="preserve">IRINA: Пункт три — ноль нарушений, а вы ничего не нарушили. Двадцать тысяч у вас есть, независимо от Галины.</w:t>
+      </w:r>
+    </w:p>
+    <w:p>
+      <w:pPr>
+        <w:pStyle w:val="BodyText"/>
+      </w:pPr>
+      <w:r>
+        <w:t xml:space="preserve">DIMA: Значит, «нет» тоже оплачивается? Я правильно понял?</w:t>
+      </w:r>
+    </w:p>
+    <w:p>
+      <w:pPr>
+        <w:pStyle w:val="BodyText"/>
+      </w:pPr>
+      <w:r>
+        <w:t xml:space="preserve">OLGA: У нас — да. Это единственная компания в Москве, где «нет» стоит двадцать тысяч. Звоните Галине и просите встречу на завтра. Скажите только одно: есть вопрос по закупкам, который лучше обсудить лично.</w:t>
       </w:r>
     </w:p>
     <w:bookmarkEnd w:id="23"/>
@@ -1223,55 +1223,55 @@
         <w:pStyle w:val="FirstParagraph"/>
       </w:pPr>
       <w:r>
-        <w:t xml:space="preserve">GALINA: Садитесь. Вопрос по закупкам, который лучше обсудить лично. Звучит плохо. Слушаю.</w:t>
-      </w:r>
-    </w:p>
-    <w:p>
-      <w:pPr>
-        <w:pStyle w:val="BodyText"/>
-      </w:pPr>
-      <w:r>
-        <w:t xml:space="preserve">DIMA: Галина Петровна, вчера я встречался с Вадимом Сорокиным. По заказу на двести пятьдесят шприцев.</w:t>
-      </w:r>
-    </w:p>
-    <w:p>
-      <w:pPr>
-        <w:pStyle w:val="BodyText"/>
-      </w:pPr>
-      <w:r>
-        <w:t xml:space="preserve">GALINA: Знаю. Я ему поручила. И что?</w:t>
-      </w:r>
-    </w:p>
-    <w:p>
-      <w:pPr>
-        <w:pStyle w:val="BodyText"/>
-      </w:pPr>
-      <w:r>
-        <w:t xml:space="preserve">DIMA: Я читаю из тетради. Без выводов. «Тринадцать двадцать две. Вадим: пять процентов от каждой поставки. Мне. Наличными. Это стандарт». Потом: «Галина Петровна узнает то, что я ей скажу».</w:t>
-      </w:r>
-    </w:p>
-    <w:p>
-      <w:pPr>
-        <w:pStyle w:val="BodyText"/>
-      </w:pPr>
-      <w:r>
-        <w:t xml:space="preserve">GALINA: Это вы так записали. Это ваши слова против его слов.</w:t>
-      </w:r>
-    </w:p>
-    <w:p>
-      <w:pPr>
-        <w:pStyle w:val="BodyText"/>
-      </w:pPr>
-      <w:r>
-        <w:t xml:space="preserve">DIMA: Есть ещё сообщение. С его номера. Вчера, четырнадцать ноль пять. «Пять процентов — налом. До пятницы».</w:t>
-      </w:r>
-    </w:p>
-    <w:p>
-      <w:pPr>
-        <w:pStyle w:val="BodyText"/>
-      </w:pPr>
-      <w:r>
-        <w:t xml:space="preserve">GALINA: Покажите. Это его номер. Восемь лет я знаю этот номер.</w:t>
+        <w:t xml:space="preserve">GALINA: Садитесь. «Вопрос по закупкам, который лучше обсудить лично» звучит плохо. Я вас слушаю.</w:t>
+      </w:r>
+    </w:p>
+    <w:p>
+      <w:pPr>
+        <w:pStyle w:val="BodyText"/>
+      </w:pPr>
+      <w:r>
+        <w:t xml:space="preserve">DIMA: Галина Петровна, вчера я встречался с Вадимом Сорокиным по заказу на двести пятьдесят шприцев.</w:t>
+      </w:r>
+    </w:p>
+    <w:p>
+      <w:pPr>
+        <w:pStyle w:val="BodyText"/>
+      </w:pPr>
+      <w:r>
+        <w:t xml:space="preserve">GALINA: Знаю, это я ему поручила. И что же случилось?</w:t>
+      </w:r>
+    </w:p>
+    <w:p>
+      <w:pPr>
+        <w:pStyle w:val="BodyText"/>
+      </w:pPr>
+      <w:r>
+        <w:t xml:space="preserve">DIMA: Я прочитаю из тетради, без выводов. «Тринадцать двадцать две. Вадим: пять процентов от каждой поставки. Мне. Наличными. Это стандарт». Потом он сказал: «Галина Петровна узнает то, что я ей скажу».</w:t>
+      </w:r>
+    </w:p>
+    <w:p>
+      <w:pPr>
+        <w:pStyle w:val="BodyText"/>
+      </w:pPr>
+      <w:r>
+        <w:t xml:space="preserve">GALINA: Это вы так записали. Это ваши слова против его слов, не более того.</w:t>
+      </w:r>
+    </w:p>
+    <w:p>
+      <w:pPr>
+        <w:pStyle w:val="BodyText"/>
+      </w:pPr>
+      <w:r>
+        <w:t xml:space="preserve">DIMA: Есть ещё сообщение с его номера, вчера в четырнадцать ноль пять: «Пять процентов — налом. До пятницы».</w:t>
+      </w:r>
+    </w:p>
+    <w:p>
+      <w:pPr>
+        <w:pStyle w:val="BodyText"/>
+      </w:pPr>
+      <w:r>
+        <w:t xml:space="preserve">GALINA: Покажите… Да, это его номер, я знаю этот номер восемь лет.</w:t>
       </w:r>
     </w:p>
     <w:p>
@@ -1287,63 +1287,63 @@
         <w:pStyle w:val="BodyText"/>
       </w:pPr>
       <w:r>
-        <w:t xml:space="preserve">GALINA: Мои деньги. Восемь лет. Сколько же он брал с других поставщиков?</w:t>
-      </w:r>
-    </w:p>
-    <w:p>
-      <w:pPr>
-        <w:pStyle w:val="BodyText"/>
-      </w:pPr>
-      <w:r>
-        <w:t xml:space="preserve">DIMA: Я не знаю. Он сказал: «Все так работают». И что другой поставщик даёт семь.</w:t>
-      </w:r>
-    </w:p>
-    <w:p>
-      <w:pPr>
-        <w:pStyle w:val="BodyText"/>
-      </w:pPr>
-      <w:r>
-        <w:t xml:space="preserve">GALINA: Другой поставщик — кто?</w:t>
-      </w:r>
-    </w:p>
-    <w:p>
-      <w:pPr>
-        <w:pStyle w:val="BodyText"/>
-      </w:pPr>
-      <w:r>
-        <w:t xml:space="preserve">DIMA: Стас. Он продаёт без регистрации. Через Телеграм. Мы знаем его давно.</w:t>
-      </w:r>
-    </w:p>
-    <w:p>
-      <w:pPr>
-        <w:pStyle w:val="BodyText"/>
-      </w:pPr>
-      <w:r>
-        <w:t xml:space="preserve">GALINA: Без регистрации. В мои клиники. Через моего закупщика. Оксана, позовите Вадима. Сейчас.</w:t>
-      </w:r>
-    </w:p>
-    <w:p>
-      <w:pPr>
-        <w:pStyle w:val="BodyText"/>
-      </w:pPr>
-      <w:r>
-        <w:t xml:space="preserve">ALEKSEY: Может, нам выйти?</w:t>
-      </w:r>
-    </w:p>
-    <w:p>
-      <w:pPr>
-        <w:pStyle w:val="BodyText"/>
-      </w:pPr>
-      <w:r>
-        <w:t xml:space="preserve">GALINA: Нет. Сидите. Пусть видит, кто пришёл. Вадим, заходи. Садись. Читай.</w:t>
-      </w:r>
-    </w:p>
-    <w:p>
-      <w:pPr>
-        <w:pStyle w:val="BodyText"/>
-      </w:pPr>
-      <w:r>
-        <w:t xml:space="preserve">VADIM: Галина Петровна, это недоразумение. Я пошутил. Это была шутка. Проверка поставщика.</w:t>
+        <w:t xml:space="preserve">GALINA: Мои деньги, восемь лет подряд. Интересно, сколько же он брал с других поставщиков?</w:t>
+      </w:r>
+    </w:p>
+    <w:p>
+      <w:pPr>
+        <w:pStyle w:val="BodyText"/>
+      </w:pPr>
+      <w:r>
+        <w:t xml:space="preserve">DIMA: Я не знаю. Он сказал: «Все так работают». И ещё сказал, что другой поставщик даёт семь.</w:t>
+      </w:r>
+    </w:p>
+    <w:p>
+      <w:pPr>
+        <w:pStyle w:val="BodyText"/>
+      </w:pPr>
+      <w:r>
+        <w:t xml:space="preserve">GALINA: А кто этот другой поставщик?</w:t>
+      </w:r>
+    </w:p>
+    <w:p>
+      <w:pPr>
+        <w:pStyle w:val="BodyText"/>
+      </w:pPr>
+      <w:r>
+        <w:t xml:space="preserve">DIMA: Стас. Он продаёт товар без регистрации через Телеграм, и мы знаем его давно.</w:t>
+      </w:r>
+    </w:p>
+    <w:p>
+      <w:pPr>
+        <w:pStyle w:val="BodyText"/>
+      </w:pPr>
+      <w:r>
+        <w:t xml:space="preserve">GALINA: Без регистрации, в мои клиники, через моего закупщика. Оксана, позовите Вадима, сейчас же.</w:t>
+      </w:r>
+    </w:p>
+    <w:p>
+      <w:pPr>
+        <w:pStyle w:val="BodyText"/>
+      </w:pPr>
+      <w:r>
+        <w:t xml:space="preserve">ALEKSEY: Может быть, нам лучше выйти?</w:t>
+      </w:r>
+    </w:p>
+    <w:p>
+      <w:pPr>
+        <w:pStyle w:val="BodyText"/>
+      </w:pPr>
+      <w:r>
+        <w:t xml:space="preserve">GALINA: Нет, сидите, пусть видит, кто пришёл. Вадим, заходи, садись и читай.</w:t>
+      </w:r>
+    </w:p>
+    <w:p>
+      <w:pPr>
+        <w:pStyle w:val="BodyText"/>
+      </w:pPr>
+      <w:r>
+        <w:t xml:space="preserve">VADIM: Галина Петровна, это недоразумение. Я пошутил, это была просто шутка и проверка поставщика.</w:t>
       </w:r>
     </w:p>
     <w:p>
@@ -1359,63 +1359,63 @@
         <w:pStyle w:val="BodyText"/>
       </w:pPr>
       <w:r>
-        <w:t xml:space="preserve">VADIM: Галина Петровна… Вы поверили этим?</w:t>
-      </w:r>
-    </w:p>
-    <w:p>
-      <w:pPr>
-        <w:pStyle w:val="BodyText"/>
-      </w:pPr>
-      <w:r>
-        <w:t xml:space="preserve">GALINA: Я поверила твоему сообщению. Иди.</w:t>
-      </w:r>
-    </w:p>
-    <w:p>
-      <w:pPr>
-        <w:pStyle w:val="BodyText"/>
-      </w:pPr>
-      <w:r>
-        <w:t xml:space="preserve">DIMA: Галина Петровна, простите. Я не хотел…</w:t>
-      </w:r>
-    </w:p>
-    <w:p>
-      <w:pPr>
-        <w:pStyle w:val="BodyText"/>
-      </w:pPr>
-      <w:r>
-        <w:t xml:space="preserve">GALINA: Молчите. Вы хотели. И правильно хотели. Восемь лет я думала, что поставщики дорогие. А дорогим был мой человек. Вы за неделю сделали то, чего не сделала моя бухгалтерия.</w:t>
-      </w:r>
-    </w:p>
-    <w:p>
-      <w:pPr>
-        <w:pStyle w:val="BodyText"/>
-      </w:pPr>
-      <w:r>
-        <w:t xml:space="preserve">ALEKSEY: Заказ на двести пятьдесят — в силе?</w:t>
-      </w:r>
-    </w:p>
-    <w:p>
-      <w:pPr>
-        <w:pStyle w:val="BodyText"/>
-      </w:pPr>
-      <w:r>
-        <w:t xml:space="preserve">GALINA: В силе. По вашим правилам. По сертификатам, безнал, девять тысяч. Скидку я не прошу.</w:t>
-      </w:r>
-    </w:p>
-    <w:p>
-      <w:pPr>
-        <w:pStyle w:val="BodyText"/>
-      </w:pPr>
-      <w:r>
-        <w:t xml:space="preserve">ALEKSEY: Спасибо. А что вы просите?</w:t>
-      </w:r>
-    </w:p>
-    <w:p>
-      <w:pPr>
-        <w:pStyle w:val="BodyText"/>
-      </w:pPr>
-      <w:r>
-        <w:t xml:space="preserve">GALINA: Одно. Если кто-то из моих людей ещё раз попросит у вас наличные — звоните мне. Первой. Не через голову — прямо в голову. Это моё единственное условие. И оно дороже любой скидки.</w:t>
+        <w:t xml:space="preserve">VADIM: Галина Петровна… Неужели вы поверили этим людям?</w:t>
+      </w:r>
+    </w:p>
+    <w:p>
+      <w:pPr>
+        <w:pStyle w:val="BodyText"/>
+      </w:pPr>
+      <w:r>
+        <w:t xml:space="preserve">GALINA: Я поверила твоему сообщению. Иди, разговор окончен.</w:t>
+      </w:r>
+    </w:p>
+    <w:p>
+      <w:pPr>
+        <w:pStyle w:val="BodyText"/>
+      </w:pPr>
+      <w:r>
+        <w:t xml:space="preserve">DIMA: Галина Петровна, простите. Я не хотел, чтобы так получилось…</w:t>
+      </w:r>
+    </w:p>
+    <w:p>
+      <w:pPr>
+        <w:pStyle w:val="BodyText"/>
+      </w:pPr>
+      <w:r>
+        <w:t xml:space="preserve">GALINA: Молчите. Вы хотели, и правильно хотели. Восемь лет я думала, что поставщики дорогие. А дорогим был мой человек. Вы за неделю сделали то, чего не сделала моя бухгалтерия, хотя я плачу ей каждый месяц.</w:t>
+      </w:r>
+    </w:p>
+    <w:p>
+      <w:pPr>
+        <w:pStyle w:val="BodyText"/>
+      </w:pPr>
+      <w:r>
+        <w:t xml:space="preserve">ALEKSEY: Скажите, а заказ на двести пятьдесят остаётся в силе?</w:t>
+      </w:r>
+    </w:p>
+    <w:p>
+      <w:pPr>
+        <w:pStyle w:val="BodyText"/>
+      </w:pPr>
+      <w:r>
+        <w:t xml:space="preserve">GALINA: В силе, и по вашим правилам: по сертификатам, безнал, девять тысяч. Скидку я не прошу.</w:t>
+      </w:r>
+    </w:p>
+    <w:p>
+      <w:pPr>
+        <w:pStyle w:val="BodyText"/>
+      </w:pPr>
+      <w:r>
+        <w:t xml:space="preserve">ALEKSEY: Спасибо. А что вы тогда просите взамен?</w:t>
+      </w:r>
+    </w:p>
+    <w:p>
+      <w:pPr>
+        <w:pStyle w:val="BodyText"/>
+      </w:pPr>
+      <w:r>
+        <w:t xml:space="preserve">GALINA: Одно. Если кто-то из моих людей ещё раз попросит у вас наличные, звоните мне, первой. Не через голову, а прямо в голову. Это моё единственное условие. И оно дороже любой скидки.</w:t>
       </w:r>
     </w:p>
     <w:bookmarkEnd w:id="24"/>
@@ -1433,87 +1433,87 @@
         <w:pStyle w:val="FirstParagraph"/>
       </w:pPr>
       <w:r>
-        <w:t xml:space="preserve">DIMA: Я думал, меня уволят. За то, что потерял большой заказ.</w:t>
-      </w:r>
-    </w:p>
-    <w:p>
-      <w:pPr>
-        <w:pStyle w:val="BodyText"/>
-      </w:pPr>
-      <w:r>
-        <w:t xml:space="preserve">IRINA: Вы не потеряли. Двести пятьдесят. По сертификатам. Первая поставка — шестьдесят, в пятницу.</w:t>
-      </w:r>
-    </w:p>
-    <w:p>
-      <w:pPr>
-        <w:pStyle w:val="BodyText"/>
-      </w:pPr>
-      <w:r>
-        <w:t xml:space="preserve">OLGA: И одного закупщика-взяточника меньше в Москве. Это тоже результат.</w:t>
-      </w:r>
-    </w:p>
-    <w:p>
-      <w:pPr>
-        <w:pStyle w:val="BodyText"/>
-      </w:pPr>
-      <w:r>
-        <w:t xml:space="preserve">ALEKSEY: Дима, как вы себя чувствуете?</w:t>
-      </w:r>
-    </w:p>
-    <w:p>
-      <w:pPr>
-        <w:pStyle w:val="BodyText"/>
-      </w:pPr>
-      <w:r>
-        <w:t xml:space="preserve">DIMA: Странно. Как будто я сделал что-то правильное и что-то плохое одновременно. Вадима уволили из-за меня.</w:t>
-      </w:r>
-    </w:p>
-    <w:p>
-      <w:pPr>
-        <w:pStyle w:val="BodyText"/>
-      </w:pPr>
-      <w:r>
-        <w:t xml:space="preserve">OLGA: Не из-за вас. Из-за его сообщения. Из-за восьми лет «проверок». Вы только принесли тетрадь.</w:t>
-      </w:r>
-    </w:p>
-    <w:p>
-      <w:pPr>
-        <w:pStyle w:val="BodyText"/>
-      </w:pPr>
-      <w:r>
-        <w:t xml:space="preserve">IRINA: И бонус. Пункт три. Двадцать тысяч. И пункт один — двое сертифицированных врачей Галины. Ещё двадцать.</w:t>
-      </w:r>
-    </w:p>
-    <w:p>
-      <w:pPr>
-        <w:pStyle w:val="BodyText"/>
-      </w:pPr>
-      <w:r>
-        <w:t xml:space="preserve">DIMA: Сорок тысяч за три недели. В Ярославле меня за такое лишали бонуса.</w:t>
-      </w:r>
-    </w:p>
-    <w:p>
-      <w:pPr>
-        <w:pStyle w:val="BodyText"/>
-      </w:pPr>
-      <w:r>
-        <w:t xml:space="preserve">ALEKSEY: В Ярославле вас наказывали за правду. Здесь — нет. Это вся разница между двумя компаниями. И, кстати, это разница между мной в «Хельвемеде» и мной сейчас.</w:t>
-      </w:r>
-    </w:p>
-    <w:p>
-      <w:pPr>
-        <w:pStyle w:val="BodyText"/>
-      </w:pPr>
-      <w:r>
-        <w:t xml:space="preserve">DIMA: Можно я запишу в тетрадь? Первое правило, которое я понял сам.</w:t>
-      </w:r>
-    </w:p>
-    <w:p>
-      <w:pPr>
-        <w:pStyle w:val="BodyText"/>
-      </w:pPr>
-      <w:r>
-        <w:t xml:space="preserve">OLGA: Пишите. Вслух.</w:t>
+        <w:t xml:space="preserve">DIMA: Я думал, что меня уволят за то, что я потерял большой заказ.</w:t>
+      </w:r>
+    </w:p>
+    <w:p>
+      <w:pPr>
+        <w:pStyle w:val="BodyText"/>
+      </w:pPr>
+      <w:r>
+        <w:t xml:space="preserve">IRINA: Но вы его не потеряли. Двести пятьдесят по сертификатам, и первая поставка, шестьдесят, уже в пятницу.</w:t>
+      </w:r>
+    </w:p>
+    <w:p>
+      <w:pPr>
+        <w:pStyle w:val="BodyText"/>
+      </w:pPr>
+      <w:r>
+        <w:t xml:space="preserve">OLGA: И в Москве стало на одного закупщика-взяточника меньше. Это тоже результат, и неплохой.</w:t>
+      </w:r>
+    </w:p>
+    <w:p>
+      <w:pPr>
+        <w:pStyle w:val="BodyText"/>
+      </w:pPr>
+      <w:r>
+        <w:t xml:space="preserve">ALEKSEY: Дима, а как вы сами себя чувствуете после всего этого?</w:t>
+      </w:r>
+    </w:p>
+    <w:p>
+      <w:pPr>
+        <w:pStyle w:val="BodyText"/>
+      </w:pPr>
+      <w:r>
+        <w:t xml:space="preserve">DIMA: Странно. Как будто я сделал что-то правильное и что-то плохое одновременно. Ведь Вадима уволили из-за меня.</w:t>
+      </w:r>
+    </w:p>
+    <w:p>
+      <w:pPr>
+        <w:pStyle w:val="BodyText"/>
+      </w:pPr>
+      <w:r>
+        <w:t xml:space="preserve">OLGA: Не из-за вас, а из-за его сообщения и восьми лет «проверок». Вы только принесли тетрадь.</w:t>
+      </w:r>
+    </w:p>
+    <w:p>
+      <w:pPr>
+        <w:pStyle w:val="BodyText"/>
+      </w:pPr>
+      <w:r>
+        <w:t xml:space="preserve">IRINA: И ещё бонус. По пункту три двадцать тысяч, и по пункту один ещё двадцать за двух сертифицированных врачей Галины.</w:t>
+      </w:r>
+    </w:p>
+    <w:p>
+      <w:pPr>
+        <w:pStyle w:val="BodyText"/>
+      </w:pPr>
+      <w:r>
+        <w:t xml:space="preserve">DIMA: Сорок тысяч за три недели. А в Ярославле меня за такое лишали бонуса.</w:t>
+      </w:r>
+    </w:p>
+    <w:p>
+      <w:pPr>
+        <w:pStyle w:val="BodyText"/>
+      </w:pPr>
+      <w:r>
+        <w:t xml:space="preserve">ALEKSEY: В Ярославле вас наказывали за правду, а здесь нет. Это вся разница между двумя компаниями. И, кстати, это разница между мной в «Хельвемеде» и мной сейчас, хотя тогда я этого ещё не понимал.</w:t>
+      </w:r>
+    </w:p>
+    <w:p>
+      <w:pPr>
+        <w:pStyle w:val="BodyText"/>
+      </w:pPr>
+      <w:r>
+        <w:t xml:space="preserve">DIMA: Можно я запишу это в тетрадь? Это первое правило, которое я понял сам.</w:t>
+      </w:r>
+    </w:p>
+    <w:p>
+      <w:pPr>
+        <w:pStyle w:val="BodyText"/>
+      </w:pPr>
+      <w:r>
+        <w:t xml:space="preserve">OLGA: Пишите, только читайте вслух, чтобы мы тоже слышали.</w:t>
       </w:r>
     </w:p>
     <w:p>
@@ -1529,23 +1529,23 @@
         <w:pStyle w:val="BodyText"/>
       </w:pPr>
       <w:r>
-        <w:t xml:space="preserve">IRINA: Это не правило. Это аудит. Дмитрий, вы точно не из аудита?</w:t>
-      </w:r>
-    </w:p>
-    <w:p>
-      <w:pPr>
-        <w:pStyle w:val="BodyText"/>
-      </w:pPr>
-      <w:r>
-        <w:t xml:space="preserve">DIMA: Из коровника. Там тоже прячут. Обычно — комбикорм.</w:t>
-      </w:r>
-    </w:p>
-    <w:p>
-      <w:pPr>
-        <w:pStyle w:val="BodyText"/>
-      </w:pPr>
-      <w:r>
-        <w:t xml:space="preserve">ALEKSEY: Тогда завтра — к следующему врачу. Давайте по делу. Но сначала — кофе. Каждый платит за себя.</w:t>
+        <w:t xml:space="preserve">IRINA: Это не правило, это настоящий аудит. Дмитрий, вы точно не из аудита?</w:t>
+      </w:r>
+    </w:p>
+    <w:p>
+      <w:pPr>
+        <w:pStyle w:val="BodyText"/>
+      </w:pPr>
+      <w:r>
+        <w:t xml:space="preserve">DIMA: Нет, из коровника. Там тоже прячут, только обычно комбикорм.</w:t>
+      </w:r>
+    </w:p>
+    <w:p>
+      <w:pPr>
+        <w:pStyle w:val="BodyText"/>
+      </w:pPr>
+      <w:r>
+        <w:t xml:space="preserve">ALEKSEY: Тогда завтра едем к следующему врачу. Давайте по делу. Но сначала кофе, и каждый платит за себя.</w:t>
       </w:r>
     </w:p>
     <w:p>
@@ -2757,7 +2757,7 @@
         <w:t xml:space="preserve"> </w:t>
       </w:r>
       <w:r>
-        <w:t xml:space="preserve">동료에게 왜 그가 직접 발표해야 하는지 설득하는 25~30단어 문장 만들기(B2 설득 화법).</w:t>
+        <w:t xml:space="preserve">동료에게 왜 그가 직접 발표해야 하는지 설득하는 30~50단어 발화 만들기(B2 설득 화법).</w:t>
       </w:r>
     </w:p>
     <w:bookmarkEnd w:id="30"/>
@@ -3235,119 +3235,119 @@
         <w:pStyle w:val="FirstParagraph"/>
       </w:pPr>
       <w:r>
-        <w:t xml:space="preserve">이리나: 좋은 아침이에요. 1월 마감. 플러스 18만. 첫 흑자 달이에요.</w:t>
-      </w:r>
-    </w:p>
-    <w:p>
-      <w:pPr>
-        <w:pStyle w:val="BodyText"/>
-      </w:pPr>
-      <w:r>
-        <w:t xml:space="preserve">알렉세이: 플러스요? 대여금 없이?</w:t>
-      </w:r>
-    </w:p>
-    <w:p>
-      <w:pPr>
-        <w:pStyle w:val="BodyText"/>
-      </w:pPr>
-      <w:r>
-        <w:t xml:space="preserve">이리나: 대여금 없이. 지연 없이. 판매 — 주사기 420개. 센터 — 두 그룹.</w:t>
-      </w:r>
-    </w:p>
-    <w:p>
-      <w:pPr>
-        <w:pStyle w:val="BodyText"/>
-      </w:pPr>
-      <w:r>
-        <w:t xml:space="preserve">올가: 18만. 독일 회사 다닐 때 내 월급보다 적네요.</w:t>
-      </w:r>
-    </w:p>
-    <w:p>
-      <w:pPr>
-        <w:pStyle w:val="BodyText"/>
-      </w:pPr>
-      <w:r>
-        <w:t xml:space="preserve">이리나: 0보다는 많아요. 1년 반 동안 0이었어요.</w:t>
-      </w:r>
-    </w:p>
-    <w:p>
-      <w:pPr>
-        <w:pStyle w:val="BodyText"/>
-      </w:pPr>
-      <w:r>
-        <w:t xml:space="preserve">올가: 적었어요. 축하해요. 소박하게.</w:t>
-      </w:r>
-    </w:p>
-    <w:p>
-      <w:pPr>
-        <w:pStyle w:val="BodyText"/>
-      </w:pPr>
-      <w:r>
-        <w:t xml:space="preserve">알렉세이: 디마, 당신은요? 아침부터 웃고 있네요.</w:t>
-      </w:r>
-    </w:p>
-    <w:p>
-      <w:pPr>
-        <w:pStyle w:val="BodyText"/>
-      </w:pPr>
-      <w:r>
-        <w:t xml:space="preserve">디마: 갈리나 레즈니크요. 그분 의사 두 명이 시험에 합격했어요. 금요일에. 둘 다 — 한 번에.</w:t>
-      </w:r>
-    </w:p>
-    <w:p>
-      <w:pPr>
-        <w:pStyle w:val="BodyText"/>
-      </w:pPr>
-      <w:r>
-        <w:t xml:space="preserve">알렉세이: 둘 다요? 제일 경험 많은 사람들이?</w:t>
-      </w:r>
-    </w:p>
-    <w:p>
-      <w:pPr>
-        <w:pStyle w:val="BodyText"/>
-      </w:pPr>
-      <w:r>
-        <w:t xml:space="preserve">디마: 제일 경험 많은 사람들이요. 한 명이 코르닐로바한테 그랬어요: 「20년 주사했는데 이런 교육은 없었다」.</w:t>
-      </w:r>
-    </w:p>
-    <w:p>
-      <w:pPr>
-        <w:pStyle w:val="BodyText"/>
-      </w:pPr>
-      <w:r>
-        <w:t xml:space="preserve">이리나: 그럼 갈리나가 돌아오겠네요. 약속대로. 200개 넘는 주문을 들고.</w:t>
-      </w:r>
-    </w:p>
-    <w:p>
-      <w:pPr>
-        <w:pStyle w:val="BodyText"/>
-      </w:pPr>
-      <w:r>
-        <w:t xml:space="preserve">디마: 벌써요. 그분 구매 담당이 전화했어요. 바딤. 오늘 만나재요. 주사기 250개 논의.</w:t>
-      </w:r>
-    </w:p>
-    <w:p>
-      <w:pPr>
-        <w:pStyle w:val="BodyText"/>
-      </w:pPr>
-      <w:r>
-        <w:t xml:space="preserve">알렉세이: 250개. 225만. 당신 첫 대형 주문이에요, 디마. 이게 성사되면 1월 흑자가 운이 아니라 진짜 사업처럼 보일 거예요.</w:t>
-      </w:r>
-    </w:p>
-    <w:p>
-      <w:pPr>
-        <w:pStyle w:val="BodyText"/>
-      </w:pPr>
-      <w:r>
-        <w:t xml:space="preserve">올가: 왜 갈리나가 아니라 구매 담당이죠? 직접 오겠다고 약속했잖아요.</w:t>
-      </w:r>
-    </w:p>
-    <w:p>
-      <w:pPr>
-        <w:pStyle w:val="BodyText"/>
-      </w:pPr>
-      <w:r>
-        <w:t xml:space="preserve">디마: 갈리나는 바쁘대요. 구매는 자기가 다 결정한대요. 만남은 클리닉이 아니라 카페에서.</w:t>
+        <w:t xml:space="preserve">이리나: 좋은 아침이에요. 1월 마감했어요, 18만 흑자예요. 우리 첫 흑자 달이에요.</w:t>
+      </w:r>
+    </w:p>
+    <w:p>
+      <w:pPr>
+        <w:pStyle w:val="BodyText"/>
+      </w:pPr>
+      <w:r>
+        <w:t xml:space="preserve">알렉세이: 흑자요? 그것도 대여금 하나 없이요?</w:t>
+      </w:r>
+    </w:p>
+    <w:p>
+      <w:pPr>
+        <w:pStyle w:val="BodyText"/>
+      </w:pPr>
+      <w:r>
+        <w:t xml:space="preserve">이리나: 대여금도, 지연도 없이요. 판매는 주사기 420개, 센터에선 두 그룹이 배우고 있어요.</w:t>
+      </w:r>
+    </w:p>
+    <w:p>
+      <w:pPr>
+        <w:pStyle w:val="BodyText"/>
+      </w:pPr>
+      <w:r>
+        <w:t xml:space="preserve">올가: 18만은 내가 독일 회사에서 받던 월급보다 적어요.</w:t>
+      </w:r>
+    </w:p>
+    <w:p>
+      <w:pPr>
+        <w:pStyle w:val="BodyText"/>
+      </w:pPr>
+      <w:r>
+        <w:t xml:space="preserve">이리나: 대신 0보다는 많죠. 우린 1년 반 동안 0이었어요.</w:t>
+      </w:r>
+    </w:p>
+    <w:p>
+      <w:pPr>
+        <w:pStyle w:val="BodyText"/>
+      </w:pPr>
+      <w:r>
+        <w:t xml:space="preserve">올가: 적었어요. 축하해요, 아직은 소박하지만요.</w:t>
+      </w:r>
+    </w:p>
+    <w:p>
+      <w:pPr>
+        <w:pStyle w:val="BodyText"/>
+      </w:pPr>
+      <w:r>
+        <w:t xml:space="preserve">알렉세이: 디마, 당신은 무슨 일이에요? 아침부터 계속 웃고 있네요.</w:t>
+      </w:r>
+    </w:p>
+    <w:p>
+      <w:pPr>
+        <w:pStyle w:val="BodyText"/>
+      </w:pPr>
+      <w:r>
+        <w:t xml:space="preserve">디마: 갈리나 레즈니크요. 그쪽 의사 두 명이 금요일에 시험을 봤는데, 둘 다 한 번에 붙었어요.</w:t>
+      </w:r>
+    </w:p>
+    <w:p>
+      <w:pPr>
+        <w:pStyle w:val="BodyText"/>
+      </w:pPr>
+      <w:r>
+        <w:t xml:space="preserve">알렉세이: 둘 다요? 그 제일 경험 많다던 사람들이요?</w:t>
+      </w:r>
+    </w:p>
+    <w:p>
+      <w:pPr>
+        <w:pStyle w:val="BodyText"/>
+      </w:pPr>
+      <w:r>
+        <w:t xml:space="preserve">디마: 네, 제일 경험 많은 사람들이요. 한 명이 코르닐로바에게 「20년 주사했는데 이런 과정은 처음」이래요.</w:t>
+      </w:r>
+    </w:p>
+    <w:p>
+      <w:pPr>
+        <w:pStyle w:val="BodyText"/>
+      </w:pPr>
+      <w:r>
+        <w:t xml:space="preserve">이리나: 그럼 갈리나가 약속대로 200개 넘는 주문을 들고 돌아오겠네요.</w:t>
+      </w:r>
+    </w:p>
+    <w:p>
+      <w:pPr>
+        <w:pStyle w:val="BodyText"/>
+      </w:pPr>
+      <w:r>
+        <w:t xml:space="preserve">디마: 벌써 돌아왔어요. 그쪽 구매 담당 바딤이 전화했는데, 오늘 만나서 주사기 250개를 논의하재요.</w:t>
+      </w:r>
+    </w:p>
+    <w:p>
+      <w:pPr>
+        <w:pStyle w:val="BodyText"/>
+      </w:pPr>
+      <w:r>
+        <w:t xml:space="preserve">알렉세이: 250개면 225만 루블이에요. 당신의 첫 대형 주문이에요, 디마. 이게 성사되면 1월 흑자가 운이 아니라 진짜 사업처럼 보일 거고, 봄 계획도 차분히 세울 수 있어요.</w:t>
+      </w:r>
+    </w:p>
+    <w:p>
+      <w:pPr>
+        <w:pStyle w:val="BodyText"/>
+      </w:pPr>
+      <w:r>
+        <w:t xml:space="preserve">올가: 그런데 왜 갈리나가 아니라 구매 담당이 전화해요? 직접 오겠다고 약속했잖아요.</w:t>
+      </w:r>
+    </w:p>
+    <w:p>
+      <w:pPr>
+        <w:pStyle w:val="BodyText"/>
+      </w:pPr>
+      <w:r>
+        <w:t xml:space="preserve">디마: 갈리나는 바쁘고 구매는 자기가 다 결정한대요. 만남도 클리닉이 아니라 카페에서 하재요.</w:t>
       </w:r>
     </w:p>
     <w:bookmarkEnd w:id="33"/>
@@ -3365,103 +3365,103 @@
         <w:pStyle w:val="FirstParagraph"/>
       </w:pPr>
       <w:r>
-        <w:t xml:space="preserve">바딤: 드미트리? 바딤 소로킨이에요. 「에스테티카」 체인 구매 담당. 앉아요. 커피는 미리 시켰어요. 당신 것도.</w:t>
-      </w:r>
-    </w:p>
-    <w:p>
-      <w:pPr>
-        <w:pStyle w:val="BodyText"/>
-      </w:pPr>
-      <w:r>
-        <w:t xml:space="preserve">디마: 감사합니다. 제 건 제가 낼게요.</w:t>
-      </w:r>
-    </w:p>
-    <w:p>
-      <w:pPr>
-        <w:pStyle w:val="BodyText"/>
-      </w:pPr>
-      <w:r>
-        <w:t xml:space="preserve">바딤: 됐어요. 커피잖아요. 자. 주사기 250개. 클리닉 여섯 곳. 석 달 치.</w:t>
-      </w:r>
-    </w:p>
-    <w:p>
-      <w:pPr>
-        <w:pStyle w:val="BodyText"/>
-      </w:pPr>
-      <w:r>
-        <w:t xml:space="preserve">디마: 좋습니다. 시험에 합격한 의사는 몇 명이에요? 저희는 수료증 수만큼 팝니다.</w:t>
-      </w:r>
-    </w:p>
-    <w:p>
-      <w:pPr>
-        <w:pStyle w:val="BodyText"/>
-      </w:pPr>
-      <w:r>
-        <w:t xml:space="preserve">바딤: 둘은 이미 합격했고. 여덟 명이 3월에 등록돼 있어요. 지금은 — 두 명분. 나중엔 — 전부.</w:t>
-      </w:r>
-    </w:p>
-    <w:p>
-      <w:pPr>
-        <w:pStyle w:val="BodyText"/>
-      </w:pPr>
-      <w:r>
-        <w:t xml:space="preserve">디마: 두 명이면 한 달에 주사기 20개. 석 달이면 — 60개. 나머지는 — 시험 뒤에.</w:t>
-      </w:r>
-    </w:p>
-    <w:p>
-      <w:pPr>
-        <w:pStyle w:val="BodyText"/>
-      </w:pPr>
-      <w:r>
-        <w:t xml:space="preserve">바딤: 60개. 좋아요. 계약은 250개로 하죠. 납품은 — 수료증대로. 괜찮죠?</w:t>
-      </w:r>
-    </w:p>
-    <w:p>
-      <w:pPr>
-        <w:pStyle w:val="BodyText"/>
-      </w:pPr>
-      <w:r>
-        <w:t xml:space="preserve">디마: 괜찮습니다. 가격 — 9천. 계좌 이체.</w:t>
-      </w:r>
-    </w:p>
-    <w:p>
-      <w:pPr>
-        <w:pStyle w:val="BodyText"/>
-      </w:pPr>
-      <w:r>
-        <w:t xml:space="preserve">바딤: 9천. 물론. 계좌 이체. 다만 하나 있어요. 작은 거.</w:t>
-      </w:r>
-    </w:p>
-    <w:p>
-      <w:pPr>
-        <w:pStyle w:val="BodyText"/>
-      </w:pPr>
-      <w:r>
-        <w:t xml:space="preserve">디마: 말씀하세요.</w:t>
-      </w:r>
-    </w:p>
-    <w:p>
-      <w:pPr>
-        <w:pStyle w:val="BodyText"/>
-      </w:pPr>
-      <w:r>
-        <w:t xml:space="preserve">바딤: 5퍼센트. 납품마다. 나한테. 현금으로. 이게 표준이에요, 드미트리. 다들 그렇게 해요.</w:t>
-      </w:r>
-    </w:p>
-    <w:p>
-      <w:pPr>
-        <w:pStyle w:val="BodyText"/>
-      </w:pPr>
-      <w:r>
-        <w:t xml:space="preserve">디마: 당신한테 5퍼센트. 현금으로. 갈리나 페트로브나는 알아요?</w:t>
-      </w:r>
-    </w:p>
-    <w:p>
-      <w:pPr>
-        <w:pStyle w:val="BodyText"/>
-      </w:pPr>
-      <w:r>
-        <w:t xml:space="preserve">바딤: 갈리나 페트로브나는 의사들 담당이에요. 구매는 내 영역이고. 그분이 사소한 것까지 알 필요는 없어요.</w:t>
+        <w:t xml:space="preserve">바딤: 드미트리? 바딤 소로킨이에요, 「에스테티카」 체인 구매 담당. 앉아요, 커피는 미리 시켰어요. 당신 것도요.</w:t>
+      </w:r>
+    </w:p>
+    <w:p>
+      <w:pPr>
+        <w:pStyle w:val="BodyText"/>
+      </w:pPr>
+      <w:r>
+        <w:t xml:space="preserve">디마: 감사합니다만, 제 커피는 제가 낼게요.</w:t>
+      </w:r>
+    </w:p>
+    <w:p>
+      <w:pPr>
+        <w:pStyle w:val="BodyText"/>
+      </w:pPr>
+      <w:r>
+        <w:t xml:space="preserve">바딤: 됐어요, 그냥 커피잖아요. 자, 주사기 250개, 클리닉 여섯 곳, 석 달 치예요.</w:t>
+      </w:r>
+    </w:p>
+    <w:p>
+      <w:pPr>
+        <w:pStyle w:val="BodyText"/>
+      </w:pPr>
+      <w:r>
+        <w:t xml:space="preserve">디마: 좋아요. 그런데 시험에 합격한 의사가 몇 명이에요? 저희는 수료증 수만큼 팔아요.</w:t>
+      </w:r>
+    </w:p>
+    <w:p>
+      <w:pPr>
+        <w:pStyle w:val="BodyText"/>
+      </w:pPr>
+      <w:r>
+        <w:t xml:space="preserve">바딤: 둘은 이미 합격했고, 여덟 명이 3월에 등록돼 있어요. 일단 둘 몫으로 하고, 나중에 전원 몫으로 하죠.</w:t>
+      </w:r>
+    </w:p>
+    <w:p>
+      <w:pPr>
+        <w:pStyle w:val="BodyText"/>
+      </w:pPr>
+      <w:r>
+        <w:t xml:space="preserve">디마: 두 명이면 한 달에 20개, 석 달이면 60개예요. 나머지는 시험 뒤에요.</w:t>
+      </w:r>
+    </w:p>
+    <w:p>
+      <w:pPr>
+        <w:pStyle w:val="BodyText"/>
+      </w:pPr>
+      <w:r>
+        <w:t xml:space="preserve">바딤: 60개, 좋아요. 계약은 250개로 하고, 납품은 수료증에 맞춰서. 괜찮죠?</w:t>
+      </w:r>
+    </w:p>
+    <w:p>
+      <w:pPr>
+        <w:pStyle w:val="BodyText"/>
+      </w:pPr>
+      <w:r>
+        <w:t xml:space="preserve">디마: 괜찮아요. 가격은 개당 9천, 계좌 이체예요.</w:t>
+      </w:r>
+    </w:p>
+    <w:p>
+      <w:pPr>
+        <w:pStyle w:val="BodyText"/>
+      </w:pPr>
+      <w:r>
+        <w:t xml:space="preserve">바딤: 9천, 물론이죠, 계좌 이체. 다만 한 가지가 있어요, 아주 작은 거.</w:t>
+      </w:r>
+    </w:p>
+    <w:p>
+      <w:pPr>
+        <w:pStyle w:val="BodyText"/>
+      </w:pPr>
+      <w:r>
+        <w:t xml:space="preserve">디마: 말씀하세요, 듣고 있어요.</w:t>
+      </w:r>
+    </w:p>
+    <w:p>
+      <w:pPr>
+        <w:pStyle w:val="BodyText"/>
+      </w:pPr>
+      <w:r>
+        <w:t xml:space="preserve">바딤: 납품마다 5퍼센트, 나한테, 현금으로. 이게 표준이에요, 드미트리. 다들 이렇게 일해요.</w:t>
+      </w:r>
+    </w:p>
+    <w:p>
+      <w:pPr>
+        <w:pStyle w:val="BodyText"/>
+      </w:pPr>
+      <w:r>
+        <w:t xml:space="preserve">디마: 당신한테 5퍼센트, 현금으로요. 갈리나 페트로브나는 알고 계세요?</w:t>
+      </w:r>
+    </w:p>
+    <w:p>
+      <w:pPr>
+        <w:pStyle w:val="BodyText"/>
+      </w:pPr>
+      <w:r>
+        <w:t xml:space="preserve">바딤: 갈리나 페트로브나는 의사들을 맡고, 구매는 내 영역이에요. 그런 사소한 건 알 필요 없어요.</w:t>
       </w:r>
     </w:p>
     <w:p>
@@ -3477,167 +3477,167 @@
         <w:pStyle w:val="BodyText"/>
       </w:pPr>
       <w:r>
-        <w:t xml:space="preserve">바딤: 계산이 빠르네요. 매니저로선 좋은 거죠. 그래서? 합의된 거죠?</w:t>
-      </w:r>
-    </w:p>
-    <w:p>
-      <w:pPr>
-        <w:pStyle w:val="BodyText"/>
-      </w:pPr>
-      <w:r>
-        <w:t xml:space="preserve">디마: 아니요. 저희는 그렇게 안 해요.</w:t>
-      </w:r>
-    </w:p>
-    <w:p>
-      <w:pPr>
-        <w:pStyle w:val="BodyText"/>
-      </w:pPr>
-      <w:r>
-        <w:t xml:space="preserve">바딤: 다들 그렇게 해요, 드미트리. 다만 다들 말을 안 할 뿐이죠. 신입이네요. 아직 시장을 모르는구나.</w:t>
-      </w:r>
-    </w:p>
-    <w:p>
-      <w:pPr>
-        <w:pStyle w:val="BodyText"/>
-      </w:pPr>
-      <w:r>
-        <w:t xml:space="preserve">디마: 그럴지도요. 하지만 우리 계약 1항이에요: 현금 금지. 절대로.</w:t>
-      </w:r>
-    </w:p>
-    <w:p>
-      <w:pPr>
-        <w:pStyle w:val="BodyText"/>
-      </w:pPr>
-      <w:r>
-        <w:t xml:space="preserve">바딤: 그건 당신네 계약이고. 내 계약엔 — 주사기 250개. 아니면 0. 다른 공급자도 있어요. 교육도, 시험도 없이. 그쪽은 7퍼센트를 제안해요. 당신들한테 온 건 갈리나가 당신네 교육을 좋아해서예요.</w:t>
-      </w:r>
-    </w:p>
-    <w:p>
-      <w:pPr>
-        <w:pStyle w:val="BodyText"/>
-      </w:pPr>
-      <w:r>
-        <w:t xml:space="preserve">디마: 다른 공급자 — 스타스예요?</w:t>
-      </w:r>
-    </w:p>
-    <w:p>
-      <w:pPr>
-        <w:pStyle w:val="BodyText"/>
-      </w:pPr>
-      <w:r>
-        <w:t xml:space="preserve">바딤: 그 사람을 알아요? 잘됐네. 그럼 선택지가 없다는 것도 알겠네요.</w:t>
-      </w:r>
-    </w:p>
-    <w:p>
-      <w:pPr>
-        <w:pStyle w:val="BodyText"/>
-      </w:pPr>
-      <w:r>
-        <w:t xml:space="preserve">디마: 스타스는 회색 제품을 팔아요. 등록 없이. 갈리나 페트로브나는 그걸 알아요?</w:t>
-      </w:r>
-    </w:p>
-    <w:p>
-      <w:pPr>
-        <w:pStyle w:val="BodyText"/>
-      </w:pPr>
-      <w:r>
-        <w:t xml:space="preserve">바딤: 갈리나 페트로브나는 내가 말하는 것만 알게 될 거예요. 금요일까지 생각해 봐요. 커피는 내가 살게요.</w:t>
-      </w:r>
-    </w:p>
-    <w:p>
-      <w:pPr>
-        <w:pStyle w:val="BodyText"/>
-      </w:pPr>
-      <w:r>
-        <w:t xml:space="preserve">디마: 제 커피는 제가 냅니다. 여기 200루블.</w:t>
-      </w:r>
-    </w:p>
-    <w:p>
-      <w:pPr>
-        <w:pStyle w:val="BodyText"/>
-      </w:pPr>
-      <w:r>
-        <w:t xml:space="preserve">바딤: 이상한 사람이네, 드미트리. 그렇게 해선 오래 못 버텨요.</w:t>
-      </w:r>
-    </w:p>
-    <w:p>
-      <w:pPr>
-        <w:pStyle w:val="BodyText"/>
-      </w:pPr>
-      <w:r>
-        <w:t xml:space="preserve">디마: 두고 보죠. 안녕히 가세요.</w:t>
-      </w:r>
-    </w:p>
-    <w:p>
-      <w:pPr>
-        <w:pStyle w:val="BodyText"/>
-      </w:pPr>
-      <w:r>
-        <w:t xml:space="preserve">바딤: 그리고. 갈리나한테 전화하지 마요. 윗선 건너뛰는 걸 싫어하거든요. 충고예요. 공짜로.</w:t>
-      </w:r>
-    </w:p>
-    <w:p>
-      <w:pPr>
-        <w:pStyle w:val="BodyText"/>
-      </w:pPr>
-      <w:r>
-        <w:t xml:space="preserve">디마: 알렉세이 니콜라예비치? 디마예요. 카페에 있어요. 통화 가능하세요?</w:t>
-      </w:r>
-    </w:p>
-    <w:p>
-      <w:pPr>
-        <w:pStyle w:val="BodyText"/>
-      </w:pPr>
-      <w:r>
-        <w:t xml:space="preserve">알렉세이: 말해요. 목소리가 이상하네요. 7쪽 사건 그날 밤 알리나처럼요.</w:t>
-      </w:r>
-    </w:p>
-    <w:p>
-      <w:pPr>
-        <w:pStyle w:val="BodyText"/>
-      </w:pPr>
-      <w:r>
-        <w:t xml:space="preserve">디마: 갈리나 구매 담당이 5퍼센트를 요구해요. 자기한테. 현금으로. 주사기 250개에서. 스타스한테 가겠다고 위협해요.</w:t>
-      </w:r>
-    </w:p>
-    <w:p>
-      <w:pPr>
-        <w:pStyle w:val="BodyText"/>
-      </w:pPr>
-      <w:r>
-        <w:t xml:space="preserve">알렉세이: 뭐라고 답했어요?</w:t>
-      </w:r>
-    </w:p>
-    <w:p>
-      <w:pPr>
-        <w:pStyle w:val="BodyText"/>
-      </w:pPr>
-      <w:r>
-        <w:t xml:space="preserve">디마: 「아니요」. 한 번. 그리고 제 커피값을 냈어요.</w:t>
-      </w:r>
-    </w:p>
-    <w:p>
-      <w:pPr>
-        <w:pStyle w:val="BodyText"/>
-      </w:pPr>
-      <w:r>
-        <w:t xml:space="preserve">알렉세이: 잘했어요. 시간은 얼마나 있어요?</w:t>
-      </w:r>
-    </w:p>
-    <w:p>
-      <w:pPr>
-        <w:pStyle w:val="BodyText"/>
-      </w:pPr>
-      <w:r>
-        <w:t xml:space="preserve">디마: 금요일까지요. 알렉세이 니콜라예비치, 갈리나한테 전화하지 말래요. 그런데 전 해야 한다고 생각해요. 그게 옳은지는 모르겠어요. 야로슬라블에선 그런 걸 고자질쟁이라고 불렀어요.</w:t>
-      </w:r>
-    </w:p>
-    <w:p>
-      <w:pPr>
-        <w:pStyle w:val="BodyText"/>
-      </w:pPr>
-      <w:r>
-        <w:t xml:space="preserve">알렉세이: 사무실로 와요. 지금. 공책 들고. 넷이서 정해요.</w:t>
+        <w:t xml:space="preserve">바딤: 계산이 빠르네요, 매니저한테 좋은 자질이죠. 그래서, 합의한 거죠?</w:t>
+      </w:r>
+    </w:p>
+    <w:p>
+      <w:pPr>
+        <w:pStyle w:val="BodyText"/>
+      </w:pPr>
+      <w:r>
+        <w:t xml:space="preserve">디마: 아니요. 저희는 그렇게 일하지 않고, 저도 그렇게 일하지 않을 거예요.</w:t>
+      </w:r>
+    </w:p>
+    <w:p>
+      <w:pPr>
+        <w:pStyle w:val="BodyText"/>
+      </w:pPr>
+      <w:r>
+        <w:t xml:space="preserve">바딤: 다들 그렇게 일해요, 드미트리. 다만 다들 말을 안 할 뿐이죠. 당신은 신입이라 아직 시장을 몰라요.</w:t>
+      </w:r>
+    </w:p>
+    <w:p>
+      <w:pPr>
+        <w:pStyle w:val="BodyText"/>
+      </w:pPr>
+      <w:r>
+        <w:t xml:space="preserve">디마: 그럴지도 모르죠. 하지만 우리 계약서 1조는 이거예요: 현금은 절대 안 된다.</w:t>
+      </w:r>
+    </w:p>
+    <w:p>
+      <w:pPr>
+        <w:pStyle w:val="BodyText"/>
+      </w:pPr>
+      <w:r>
+        <w:t xml:space="preserve">바딤: 그건 당신 계약서고요. 내 쪽엔 주사기 250개 아니면 0개예요. 과정도 시험도 없는 다른 공급자가 있는데, 거긴 7퍼센트를 제안해요. 내가 당신한테 온 건 순전히 갈리나가 당신네 과정을 좋아해서예요.</w:t>
+      </w:r>
+    </w:p>
+    <w:p>
+      <w:pPr>
+        <w:pStyle w:val="BodyText"/>
+      </w:pPr>
+      <w:r>
+        <w:t xml:space="preserve">디마: 다른 공급자라는 게 혹시 스타스 아닌가요?</w:t>
+      </w:r>
+    </w:p>
+    <w:p>
+      <w:pPr>
+        <w:pStyle w:val="BodyText"/>
+      </w:pPr>
+      <w:r>
+        <w:t xml:space="preserve">바딤: 아는 사람이에요? 잘됐네요. 그럼 선택지가 없다는 것도 알겠네요.</w:t>
+      </w:r>
+    </w:p>
+    <w:p>
+      <w:pPr>
+        <w:pStyle w:val="BodyText"/>
+      </w:pPr>
+      <w:r>
+        <w:t xml:space="preserve">디마: 스타스는 등록 안 된 회색 제품을 팔아요. 갈리나 페트로브나는 그걸 아세요?</w:t>
+      </w:r>
+    </w:p>
+    <w:p>
+      <w:pPr>
+        <w:pStyle w:val="BodyText"/>
+      </w:pPr>
+      <w:r>
+        <w:t xml:space="preserve">바딤: 갈리나 페트로브나는 내가 말해 주는 것만 알게 돼요. 금요일까지 생각해 봐요. 커피는 내가 살게요.</w:t>
+      </w:r>
+    </w:p>
+    <w:p>
+      <w:pPr>
+        <w:pStyle w:val="BodyText"/>
+      </w:pPr>
+      <w:r>
+        <w:t xml:space="preserve">디마: 제 커피는 제 돈으로요. 여기 200루블 받으세요.</w:t>
+      </w:r>
+    </w:p>
+    <w:p>
+      <w:pPr>
+        <w:pStyle w:val="BodyText"/>
+      </w:pPr>
+      <w:r>
+        <w:t xml:space="preserve">바딤: 이상한 사람이네요, 드미트리. 그렇게는 오래 못 버텨요, 내 경험상.</w:t>
+      </w:r>
+    </w:p>
+    <w:p>
+      <w:pPr>
+        <w:pStyle w:val="BodyText"/>
+      </w:pPr>
+      <w:r>
+        <w:t xml:space="preserve">디마: 두고 보죠. 안녕히 가세요, 바딤.</w:t>
+      </w:r>
+    </w:p>
+    <w:p>
+      <w:pPr>
+        <w:pStyle w:val="BodyText"/>
+      </w:pPr>
+      <w:r>
+        <w:t xml:space="preserve">바딤: 그리고 하나 더. 갈리나한테 전화하지 마요. 윗선 건너뛰는 거 싫어하거든요. 충고예요, 그것도 공짜로.</w:t>
+      </w:r>
+    </w:p>
+    <w:p>
+      <w:pPr>
+        <w:pStyle w:val="BodyText"/>
+      </w:pPr>
+      <w:r>
+        <w:t xml:space="preserve">디마: 알렉세이 니콜라예비치? 디마예요. 지금 카페예요. 통화 가능하세요?</w:t>
+      </w:r>
+    </w:p>
+    <w:p>
+      <w:pPr>
+        <w:pStyle w:val="BodyText"/>
+      </w:pPr>
+      <w:r>
+        <w:t xml:space="preserve">알렉세이: 말해요. 목소리가 이상하네요. 7쪽 그날 밤의 알리나 같아요.</w:t>
+      </w:r>
+    </w:p>
+    <w:p>
+      <w:pPr>
+        <w:pStyle w:val="BodyText"/>
+      </w:pPr>
+      <w:r>
+        <w:t xml:space="preserve">디마: 갈리나 쪽 구매 담당이 250개에서 자기 몫으로 5퍼센트를 현금으로 달래요. 그리고 스타스한테 가겠다고 협박해요.</w:t>
+      </w:r>
+    </w:p>
+    <w:p>
+      <w:pPr>
+        <w:pStyle w:val="BodyText"/>
+      </w:pPr>
+      <w:r>
+        <w:t xml:space="preserve">알렉세이: 그래서 뭐라고 대답했어요?</w:t>
+      </w:r>
+    </w:p>
+    <w:p>
+      <w:pPr>
+        <w:pStyle w:val="BodyText"/>
+      </w:pPr>
+      <w:r>
+        <w:t xml:space="preserve">디마: 「안 돼요」라고 한 번 말하고, 제 커피값을 냈어요.</w:t>
+      </w:r>
+    </w:p>
+    <w:p>
+      <w:pPr>
+        <w:pStyle w:val="BodyText"/>
+      </w:pPr>
+      <w:r>
+        <w:t xml:space="preserve">알렉세이: 잘했어요. 시간은 얼마나 줬어요?</w:t>
+      </w:r>
+    </w:p>
+    <w:p>
+      <w:pPr>
+        <w:pStyle w:val="BodyText"/>
+      </w:pPr>
+      <w:r>
+        <w:t xml:space="preserve">디마: 금요일까지요. 알렉세이 니콜라예비치, 갈리나한테 전화하지 말라는데, 저는 해야 한다고 생각해요. 그런데 그게 옳은지 모르겠어요. 야로슬라블에선 그런 사람을 고자질쟁이라고 불렀는데, 그건 어떤 욕보다도 나빴어요.</w:t>
+      </w:r>
+    </w:p>
+    <w:p>
+      <w:pPr>
+        <w:pStyle w:val="BodyText"/>
+      </w:pPr>
+      <w:r>
+        <w:t xml:space="preserve">알렉세이: 지금 바로 사무실로 와요, 공책 들고요. 넷이서 결정합시다.</w:t>
       </w:r>
     </w:p>
     <w:bookmarkEnd w:id="34"/>
@@ -3655,254 +3655,239 @@
         <w:pStyle w:val="FirstParagraph"/>
       </w:pPr>
       <w:r>
-        <w:t xml:space="preserve">이리나: 디마, 공책을 읽어 줘요. 토씨 하나 안 틀리고. 의사록처럼.</w:t>
-      </w:r>
-    </w:p>
-    <w:p>
-      <w:pPr>
-        <w:pStyle w:val="BodyText"/>
-      </w:pPr>
-      <w:r>
-        <w:t xml:space="preserve">디마: 「13시 22분. 바딤:</w:t>
-      </w:r>
-      <w:r>
-        <w:t xml:space="preserve"> </w:t>
-      </w:r>
-      <w:r>
-        <w:t xml:space="preserve">‘</w:t>
-      </w:r>
-      <w:r>
-        <w:t xml:space="preserve">5퍼센트. 납품마다. 나한테. 현금으로. 이게 표준이에요</w:t>
-      </w:r>
-      <w:r>
-        <w:t xml:space="preserve">’</w:t>
-      </w:r>
-      <w:r>
-        <w:t xml:space="preserve">」. 그다음은 — 스타스 얘기.</w:t>
-      </w:r>
-    </w:p>
-    <w:p>
-      <w:pPr>
-        <w:pStyle w:val="BodyText"/>
-      </w:pPr>
-      <w:r>
-        <w:t xml:space="preserve">올가: 시각, 말, 이름. 좋은 공책이네요. 야로슬라블 학파.</w:t>
-      </w:r>
-    </w:p>
-    <w:p>
-      <w:pPr>
-        <w:pStyle w:val="BodyText"/>
-      </w:pPr>
-      <w:r>
-        <w:t xml:space="preserve">디마: 그리고 — 메시지도 있어요. 만난 뒤에 보냈어요: 「5퍼센트 — 현금. 금요일까지」. 그 사람 번호로.</w:t>
-      </w:r>
-    </w:p>
-    <w:p>
-      <w:pPr>
-        <w:pStyle w:val="BodyText"/>
-      </w:pPr>
-      <w:r>
-        <w:t xml:space="preserve">이리나: 메시지는 — 서류예요. 멍청한 구매 담당이네. 똑똑한 사람은 안 써요.</w:t>
-      </w:r>
-    </w:p>
-    <w:p>
-      <w:pPr>
-        <w:pStyle w:val="BodyText"/>
-      </w:pPr>
-      <w:r>
-        <w:t xml:space="preserve">알렉세이: 자. 선택지. 첫째 — 거절하고 침묵. 바딤은 스타스한테 가겠죠.</w:t>
-      </w:r>
-    </w:p>
-    <w:p>
-      <w:pPr>
-        <w:pStyle w:val="BodyText"/>
-      </w:pPr>
-      <w:r>
-        <w:t xml:space="preserve">이리나: 그리고 갈리나의 클리닉 여섯 곳이 회색 제품을 주사하게 되죠. 수료한 의사 둘도 — 마찬가지로.</w:t>
-      </w:r>
-    </w:p>
-    <w:p>
-      <w:pPr>
-        <w:pStyle w:val="BodyText"/>
-      </w:pPr>
-      <w:r>
-        <w:t xml:space="preserve">올가: 둘째 — 갈리나에게 전화. 말해 주기.</w:t>
-      </w:r>
-    </w:p>
-    <w:p>
-      <w:pPr>
-        <w:pStyle w:val="BodyText"/>
-      </w:pPr>
-      <w:r>
-        <w:t xml:space="preserve">디마: 야로슬라블에선 그런 걸 고자질쟁이라고 해요. 여긴 어떤지 모르겠어요.</w:t>
-      </w:r>
-    </w:p>
-    <w:p>
-      <w:pPr>
-        <w:pStyle w:val="BodyText"/>
-      </w:pPr>
-      <w:r>
-        <w:t xml:space="preserve">올가: 여기도 같아요. 러시아에선 「밀고하는」 사람을 싫어해요. 오래된 얘기예요. 아주 오래된.</w:t>
-      </w:r>
-    </w:p>
-    <w:p>
-      <w:pPr>
-        <w:pStyle w:val="BodyText"/>
-      </w:pPr>
-      <w:r>
-        <w:t xml:space="preserve">알렉세이: 바딤은 — 그분 사람이에요. 우린 — 남이고요. 그 사람이 아니라 우리한테 서운해할 수도 있어요.</w:t>
-      </w:r>
-    </w:p>
-    <w:p>
-      <w:pPr>
-        <w:pStyle w:val="BodyText"/>
-      </w:pPr>
-      <w:r>
-        <w:t xml:space="preserve">이리나: 이건 밀고가 아니에요. 밀고는 권력에 누군가를 고발하는 거죠. 이건 달라요: 갈리나의 돈이 도둑맞고 있어요. 그분 돈이 구매 담당 주머니로 들어가요. 우린 바딤을 고발하는 게 아니에요 — 갈리나에게 그분 금고 얘기를 하는 거예요.</w:t>
-      </w:r>
-    </w:p>
-    <w:p>
-      <w:pPr>
-        <w:pStyle w:val="BodyText"/>
-      </w:pPr>
-      <w:r>
-        <w:t xml:space="preserve">올가: 멋진 말이네요. 감사인의 논리. 하지만 갈리나는 다르게 들을 거예요: 「당신 사람이 도둑인데, 당신은 몰랐네요」.</w:t>
-      </w:r>
-    </w:p>
-    <w:p>
-      <w:pPr>
-        <w:pStyle w:val="BodyText"/>
-      </w:pPr>
-      <w:r>
-        <w:t xml:space="preserve">알렉세이: 그럼 두 번째 말 말고 첫 번째 말로 들리게 해야죠.</w:t>
-      </w:r>
-    </w:p>
-    <w:p>
-      <w:pPr>
-        <w:pStyle w:val="BodyText"/>
-      </w:pPr>
-      <w:r>
-        <w:t xml:space="preserve">디마: 어떻게요?</w:t>
-      </w:r>
-    </w:p>
-    <w:p>
-      <w:pPr>
-        <w:pStyle w:val="BodyText"/>
-      </w:pPr>
-      <w:r>
-        <w:t xml:space="preserve">알렉세이: 직접. 전화 말고. 편지 말고. 서류를 들고. 그리고 「도둑」이라는 말은 빼고.</w:t>
-      </w:r>
-    </w:p>
-    <w:p>
-      <w:pPr>
-        <w:pStyle w:val="BodyText"/>
-      </w:pPr>
-      <w:r>
-        <w:t xml:space="preserve">올가: 형용사도 빼고. 사실만. 시각, 말, 메시지. 결론은 — 그분 몫.</w:t>
-      </w:r>
-    </w:p>
-    <w:p>
-      <w:pPr>
-        <w:pStyle w:val="BodyText"/>
-      </w:pPr>
-      <w:r>
-        <w:t xml:space="preserve">이리나: 심사관 답변처럼요. 우린 사실을 주고, 결론은 그분이 내요.</w:t>
-      </w:r>
-    </w:p>
-    <w:p>
-      <w:pPr>
-        <w:pStyle w:val="BodyText"/>
-      </w:pPr>
-      <w:r>
-        <w:t xml:space="preserve">디마: 누가 말해요?</w:t>
-      </w:r>
-    </w:p>
-    <w:p>
-      <w:pPr>
-        <w:pStyle w:val="BodyText"/>
-      </w:pPr>
-      <w:r>
-        <w:t xml:space="preserve">알렉세이: 당신이요, 디마.</w:t>
-      </w:r>
-    </w:p>
-    <w:p>
-      <w:pPr>
-        <w:pStyle w:val="BodyText"/>
-      </w:pPr>
-      <w:r>
-        <w:t xml:space="preserve">디마: 제가요? 일한 지 3주예요.</w:t>
-      </w:r>
-    </w:p>
-    <w:p>
-      <w:pPr>
-        <w:pStyle w:val="BodyText"/>
-      </w:pPr>
-      <w:r>
-        <w:t xml:space="preserve">알렉세이: 당신 대화잖아요. 내가 말하면 갈리나는 자기 매출을 지키려는 대표의 말로 들어요. 당신이 말하면 5퍼센트를 자기 몫으로 챙길 수 있었는데 — 안 챙긴 사람의 말로 들어요. 다른 이야기예요.</w:t>
-      </w:r>
-    </w:p>
-    <w:p>
-      <w:pPr>
-        <w:pStyle w:val="BodyText"/>
-      </w:pPr>
-      <w:r>
-        <w:t xml:space="preserve">디마: 알겠어요. 그래도 옆에 계실 거죠?</w:t>
-      </w:r>
-    </w:p>
-    <w:p>
-      <w:pPr>
-        <w:pStyle w:val="BodyText"/>
-      </w:pPr>
-      <w:r>
-        <w:t xml:space="preserve">알렉세이: 있을게요. 조용히. 그분이 대표에게 물으면 — 답하고요.</w:t>
-      </w:r>
-    </w:p>
-    <w:p>
-      <w:pPr>
-        <w:pStyle w:val="BodyText"/>
-      </w:pPr>
-      <w:r>
-        <w:t xml:space="preserve">올가: 그리고 기억해요, 드미트리: 리베이트가 붙은 주사기 250개는 — 판매가 아니에요. 위험이 붙은 0이에요.</w:t>
-      </w:r>
-    </w:p>
-    <w:p>
-      <w:pPr>
-        <w:pStyle w:val="BodyText"/>
-      </w:pPr>
-      <w:r>
-        <w:t xml:space="preserve">이리나: 리스크 목록에 적었어요: 「리베이트. 첫 사례」. 날짜, 이름, 금액.</w:t>
-      </w:r>
-    </w:p>
-    <w:p>
-      <w:pPr>
-        <w:pStyle w:val="BodyText"/>
-      </w:pPr>
-      <w:r>
-        <w:t xml:space="preserve">디마: 이리나 세르게예브나, 제 보너스는요? 주문이 없으면?</w:t>
-      </w:r>
-    </w:p>
-    <w:p>
-      <w:pPr>
-        <w:pStyle w:val="BodyText"/>
-      </w:pPr>
-      <w:r>
-        <w:t xml:space="preserve">이리나: 3항 — 위반 0. 위반 안 했어요. 2만은 이미 당신 거예요. 갈리나와 상관없이.</w:t>
-      </w:r>
-    </w:p>
-    <w:p>
-      <w:pPr>
-        <w:pStyle w:val="BodyText"/>
-      </w:pPr>
-      <w:r>
-        <w:t xml:space="preserve">디마: 그러니까 「아니요」도 돈이 되네요.</w:t>
-      </w:r>
-    </w:p>
-    <w:p>
-      <w:pPr>
-        <w:pStyle w:val="BodyText"/>
-      </w:pPr>
-      <w:r>
-        <w:t xml:space="preserve">올가: 우리 회사에선 — 그래요. 「아니요」가 2만인 모스크바 유일의 회사죠. 갈리나에게 전화해요. 만남을 청해요. 내일. 딱 한 마디만 해요: 구매 관련해서 직접 만나 얘기하는 게 좋을 문제가 있다고.</w:t>
+        <w:t xml:space="preserve">이리나: 디마, 공책을 읽어 줘요. 그대로, 회의록처럼요.</w:t>
+      </w:r>
+    </w:p>
+    <w:p>
+      <w:pPr>
+        <w:pStyle w:val="BodyText"/>
+      </w:pPr>
+      <w:r>
+        <w:t xml:space="preserve">디마: 「13시 22분. 바딤: „5퍼센트. 납품마다. 나한테. 현금으로. 이게 표준“」. 그다음은 스타스 얘기예요.</w:t>
+      </w:r>
+    </w:p>
+    <w:p>
+      <w:pPr>
+        <w:pStyle w:val="BodyText"/>
+      </w:pPr>
+      <w:r>
+        <w:t xml:space="preserve">올가: 시간, 말, 이름. 좋은 공책이네요. 야로슬라블 학교가 바로 보여요.</w:t>
+      </w:r>
+    </w:p>
+    <w:p>
+      <w:pPr>
+        <w:pStyle w:val="BodyText"/>
+      </w:pPr>
+      <w:r>
+        <w:t xml:space="preserve">디마: 그리고 만남 후에 보낸 문자도 있어요: 「5퍼센트 — 현찰. 금요일까지」. 그 사람 번호로요.</w:t>
+      </w:r>
+    </w:p>
+    <w:p>
+      <w:pPr>
+        <w:pStyle w:val="BodyText"/>
+      </w:pPr>
+      <w:r>
+        <w:t xml:space="preserve">이리나: 문자는 문서예요. 멍청한 구매 담당이네요, 똑똑한 사람들은 그런 걸 안 쓰거든요.</w:t>
+      </w:r>
+    </w:p>
+    <w:p>
+      <w:pPr>
+        <w:pStyle w:val="BodyText"/>
+      </w:pPr>
+      <w:r>
+        <w:t xml:space="preserve">알렉세이: 자, 선택지가 뭐가 있죠? 첫째 — 거절하고 입 다물기. 그러면 바딤은 스타스한테 가요.</w:t>
+      </w:r>
+    </w:p>
+    <w:p>
+      <w:pPr>
+        <w:pStyle w:val="BodyText"/>
+      </w:pPr>
+      <w:r>
+        <w:t xml:space="preserve">이리나: 그리고 갈리나의 클리닉 여섯 곳이 회색 제품을 주사하게 되죠. 수료한 의사 둘까지 포함해서요.</w:t>
+      </w:r>
+    </w:p>
+    <w:p>
+      <w:pPr>
+        <w:pStyle w:val="BodyText"/>
+      </w:pPr>
+      <w:r>
+        <w:t xml:space="preserve">올가: 둘째 — 갈리나에게 전화해서 다 말해 주기.</w:t>
+      </w:r>
+    </w:p>
+    <w:p>
+      <w:pPr>
+        <w:pStyle w:val="BodyText"/>
+      </w:pPr>
+      <w:r>
+        <w:t xml:space="preserve">디마: 야로슬라블에선 그런 걸 고자질쟁이라고 해요. 여기선 어떻게 보는지 모르겠어요.</w:t>
+      </w:r>
+    </w:p>
+    <w:p>
+      <w:pPr>
+        <w:pStyle w:val="BodyText"/>
+      </w:pPr>
+      <w:r>
+        <w:t xml:space="preserve">올가: 여기도 똑같아요. 러시아에선 「밀고하는」 사람을 싫어해요. 오래된 이야기예요, 아주 오래된.</w:t>
+      </w:r>
+    </w:p>
+    <w:p>
+      <w:pPr>
+        <w:pStyle w:val="BodyText"/>
+      </w:pPr>
+      <w:r>
+        <w:t xml:space="preserve">알렉세이: 게다가 바딤은 그 사람 쪽 사람이고 우린 남이에요. 갈리나가 그 사람이 아니라 우리한테 서운해할 수도 있어요.</w:t>
+      </w:r>
+    </w:p>
+    <w:p>
+      <w:pPr>
+        <w:pStyle w:val="BodyText"/>
+      </w:pPr>
+      <w:r>
+        <w:t xml:space="preserve">이리나: 이건 밀고가 아니에요. 밀고는 누군가에 대해 권력에 알리는 거예요. 이건 달라요: 갈리나가 도둑맞고 있고, 그 돈이 구매 담당 주머니로 들어가요. 우린 바딤을 고발하는 게 아니라, 갈리나에게 그녀의 금고에 대해 알려 주는 거예요.</w:t>
+      </w:r>
+    </w:p>
+    <w:p>
+      <w:pPr>
+        <w:pStyle w:val="BodyText"/>
+      </w:pPr>
+      <w:r>
+        <w:t xml:space="preserve">올가: 멋진 말이네요, 감사관다운 논리예요. 하지만 갈리나는 다르게 들을 거예요: 「당신 사람이 도둑인데 당신은 몰랐다」.</w:t>
+      </w:r>
+    </w:p>
+    <w:p>
+      <w:pPr>
+        <w:pStyle w:val="BodyText"/>
+      </w:pPr>
+      <w:r>
+        <w:t xml:space="preserve">알렉세이: 그럼 두 번째가 아니라 첫 번째로 들리게 말해야죠.</w:t>
+      </w:r>
+    </w:p>
+    <w:p>
+      <w:pPr>
+        <w:pStyle w:val="BodyText"/>
+      </w:pPr>
+      <w:r>
+        <w:t xml:space="preserve">디마: 그걸 어떻게 해요? 정말 상상이 안 돼요.</w:t>
+      </w:r>
+    </w:p>
+    <w:p>
+      <w:pPr>
+        <w:pStyle w:val="BodyText"/>
+      </w:pPr>
+      <w:r>
+        <w:t xml:space="preserve">알렉세이: 직접 만나서요. 전화도, 편지도 아니고요. 서류를 들고, 「도둑」이라는 말 없이요.</w:t>
+      </w:r>
+    </w:p>
+    <w:p>
+      <w:pPr>
+        <w:pStyle w:val="BodyText"/>
+      </w:pPr>
+      <w:r>
+        <w:t xml:space="preserve">올가: 형용사도 빼고, 사실만요: 시간, 말, 문자. 결론은 그 사람이 내게 두세요.</w:t>
+      </w:r>
+    </w:p>
+    <w:p>
+      <w:pPr>
+        <w:pStyle w:val="BodyText"/>
+      </w:pPr>
+      <w:r>
+        <w:t xml:space="preserve">이리나: 심사관에게 답할 때처럼요. 우리는 사실을 주고, 결론은 그쪽이 내요.</w:t>
+      </w:r>
+    </w:p>
+    <w:p>
+      <w:pPr>
+        <w:pStyle w:val="BodyText"/>
+      </w:pPr>
+      <w:r>
+        <w:t xml:space="preserve">디마: 그럼 갈리나한테는 누가 말해요?</w:t>
+      </w:r>
+    </w:p>
+    <w:p>
+      <w:pPr>
+        <w:pStyle w:val="BodyText"/>
+      </w:pPr>
+      <w:r>
+        <w:t xml:space="preserve">알렉세이: 당신이요, 디마. 바로 당신이요.</w:t>
+      </w:r>
+    </w:p>
+    <w:p>
+      <w:pPr>
+        <w:pStyle w:val="BodyText"/>
+      </w:pPr>
+      <w:r>
+        <w:t xml:space="preserve">디마: 제가요? 여기 온 지 겨우 3주인데요.</w:t>
+      </w:r>
+    </w:p>
+    <w:p>
+      <w:pPr>
+        <w:pStyle w:val="BodyText"/>
+      </w:pPr>
+      <w:r>
+        <w:t xml:space="preserve">알렉세이: 이건 당신 대화예요. 내가 말하면 갈리나는 자기 매출을 지키려는 대표의 말로 들을 거예요. 당신이 말하면 5퍼센트를 챙길 수 있었는데 — 안 챙긴 사람의 말로 들을 거예요. 완전히 다른 이야기예요.</w:t>
+      </w:r>
+    </w:p>
+    <w:p>
+      <w:pPr>
+        <w:pStyle w:val="BodyText"/>
+      </w:pPr>
+      <w:r>
+        <w:t xml:space="preserve">디마: 알겠어요, 할게요. 그래도 옆에 계실 거죠?</w:t>
+      </w:r>
+    </w:p>
+    <w:p>
+      <w:pPr>
+        <w:pStyle w:val="BodyText"/>
+      </w:pPr>
+      <w:r>
+        <w:t xml:space="preserve">알렉세이: 있을게요, 조용히요. 갈리나가 대표한테 물으면 그때 대답할게요.</w:t>
+      </w:r>
+    </w:p>
+    <w:p>
+      <w:pPr>
+        <w:pStyle w:val="BodyText"/>
+      </w:pPr>
+      <w:r>
+        <w:t xml:space="preserve">올가: 그리고 기억해요, 드미트리. 리베이트 낀 주사기 250개는 판매가 아니에요. 위험을 낀 0이에요.</w:t>
+      </w:r>
+    </w:p>
+    <w:p>
+      <w:pPr>
+        <w:pStyle w:val="BodyText"/>
+      </w:pPr>
+      <w:r>
+        <w:t xml:space="preserve">이리나: 리스크 대장에 적었어요: 「리베이트. 첫 사례」. 날짜, 이름, 금액까지요.</w:t>
+      </w:r>
+    </w:p>
+    <w:p>
+      <w:pPr>
+        <w:pStyle w:val="BodyText"/>
+      </w:pPr>
+      <w:r>
+        <w:t xml:space="preserve">디마: 이리나 세르게예브나, 주문이 없으면 제 보너스는 어떻게 돼요?</w:t>
+      </w:r>
+    </w:p>
+    <w:p>
+      <w:pPr>
+        <w:pStyle w:val="BodyText"/>
+      </w:pPr>
+      <w:r>
+        <w:t xml:space="preserve">이리나: 3항 — 위반 0건이고, 당신은 아무것도 위반하지 않았어요. 갈리나와 상관없이 2만은 받아요.</w:t>
+      </w:r>
+    </w:p>
+    <w:p>
+      <w:pPr>
+        <w:pStyle w:val="BodyText"/>
+      </w:pPr>
+      <w:r>
+        <w:t xml:space="preserve">디마: 그러니까 「안 돼요」도 돈이 된다는 거예요? 제가 제대로 이해한 거죠?</w:t>
+      </w:r>
+    </w:p>
+    <w:p>
+      <w:pPr>
+        <w:pStyle w:val="BodyText"/>
+      </w:pPr>
+      <w:r>
+        <w:t xml:space="preserve">올가: 우리 회사에선 그래요. 모스크바에서 「안 돼요」가 2만짜리인 회사는 여기뿐이에요. 갈리나에게 전화해서 내일 만나자고 하세요. 딱 한 마디만요: 직접 만나서 얘기하는 게 좋을 구매 관련 문제가 있다고.</w:t>
       </w:r>
     </w:p>
     <w:bookmarkEnd w:id="35"/>
@@ -3920,199 +3905,199 @@
         <w:pStyle w:val="FirstParagraph"/>
       </w:pPr>
       <w:r>
-        <w:t xml:space="preserve">갈리나: 앉아요. 구매 관련해서 직접 만나 얘기하는 게 좋을 문제. 불길하게 들리네요. 말해요.</w:t>
-      </w:r>
-    </w:p>
-    <w:p>
-      <w:pPr>
-        <w:pStyle w:val="BodyText"/>
-      </w:pPr>
-      <w:r>
-        <w:t xml:space="preserve">디마: 갈리나 페트로브나, 어제 바딤 소로킨을 만났습니다. 주사기 250개 주문 건으로요.</w:t>
-      </w:r>
-    </w:p>
-    <w:p>
-      <w:pPr>
-        <w:pStyle w:val="BodyText"/>
-      </w:pPr>
-      <w:r>
-        <w:t xml:space="preserve">갈리나: 알아요. 내가 맡겼어요. 그래서요?</w:t>
-      </w:r>
-    </w:p>
-    <w:p>
-      <w:pPr>
-        <w:pStyle w:val="BodyText"/>
-      </w:pPr>
-      <w:r>
-        <w:t xml:space="preserve">디마: 공책을 읽겠습니다. 결론 없이. 「13시 22분. 바딤: 납품마다 5퍼센트. 나한테. 현금으로. 이게 표준이다」. 그다음: 「갈리나 페트로브나는 내가 말하는 것만 알게 될 것이다」.</w:t>
-      </w:r>
-    </w:p>
-    <w:p>
-      <w:pPr>
-        <w:pStyle w:val="BodyText"/>
-      </w:pPr>
-      <w:r>
-        <w:t xml:space="preserve">갈리나: 그건 당신이 그렇게 적은 거죠. 당신 말 대 그 사람 말이에요.</w:t>
-      </w:r>
-    </w:p>
-    <w:p>
-      <w:pPr>
-        <w:pStyle w:val="BodyText"/>
-      </w:pPr>
-      <w:r>
-        <w:t xml:space="preserve">디마: 메시지도 있어요. 그 사람 번호로. 어제 14시 05분. 「5퍼센트 — 현금. 금요일까지」.</w:t>
-      </w:r>
-    </w:p>
-    <w:p>
-      <w:pPr>
-        <w:pStyle w:val="BodyText"/>
-      </w:pPr>
-      <w:r>
-        <w:t xml:space="preserve">갈리나: 보여 줘요. 그 사람 번호네요. 8년 동안 알던 번호예요.</w:t>
-      </w:r>
-    </w:p>
-    <w:p>
-      <w:pPr>
-        <w:pStyle w:val="BodyText"/>
-      </w:pPr>
-      <w:r>
-        <w:t xml:space="preserve">알렉세이: 갈리나 페트로브나, 저희는 고발하러 온 게 아닙니다. 이건 당신 돈이라서 온 거예요.</w:t>
-      </w:r>
-    </w:p>
-    <w:p>
-      <w:pPr>
-        <w:pStyle w:val="BodyText"/>
-      </w:pPr>
-      <w:r>
-        <w:t xml:space="preserve">갈리나: 내 돈. 8년. 다른 공급사들한테선 얼마나 받아 왔을까?</w:t>
-      </w:r>
-    </w:p>
-    <w:p>
-      <w:pPr>
-        <w:pStyle w:val="BodyText"/>
-      </w:pPr>
-      <w:r>
-        <w:t xml:space="preserve">디마: 모르겠어요. 「다들 그렇게 한다」고 했어요. 다른 공급자는 7퍼센트를 준다고요.</w:t>
-      </w:r>
-    </w:p>
-    <w:p>
-      <w:pPr>
-        <w:pStyle w:val="BodyText"/>
-      </w:pPr>
-      <w:r>
-        <w:t xml:space="preserve">갈리나: 다른 공급자 — 누구요?</w:t>
-      </w:r>
-    </w:p>
-    <w:p>
-      <w:pPr>
-        <w:pStyle w:val="BodyText"/>
-      </w:pPr>
-      <w:r>
-        <w:t xml:space="preserve">디마: 스타스요. 등록 없이 팔아요. 텔레그램으로. 저희가 오래 알던 사람이에요.</w:t>
-      </w:r>
-    </w:p>
-    <w:p>
-      <w:pPr>
-        <w:pStyle w:val="BodyText"/>
-      </w:pPr>
-      <w:r>
-        <w:t xml:space="preserve">갈리나: 등록 없이. 내 클리닉에. 내 구매 담당을 통해서. 옥사나, 바딤 불러요. 지금.</w:t>
-      </w:r>
-    </w:p>
-    <w:p>
-      <w:pPr>
-        <w:pStyle w:val="BodyText"/>
-      </w:pPr>
-      <w:r>
-        <w:t xml:space="preserve">알렉세이: 저희가 나가 있을까요?</w:t>
-      </w:r>
-    </w:p>
-    <w:p>
-      <w:pPr>
-        <w:pStyle w:val="BodyText"/>
-      </w:pPr>
-      <w:r>
-        <w:t xml:space="preserve">갈리나: 아니요. 앉아 있어요. 누가 왔는지 보게. 바딤, 들어와. 앉아. 읽어.</w:t>
-      </w:r>
-    </w:p>
-    <w:p>
-      <w:pPr>
-        <w:pStyle w:val="BodyText"/>
-      </w:pPr>
-      <w:r>
-        <w:t xml:space="preserve">바딤: 갈리나 페트로브나, 오해입니다. 농담이었어요. 농담이요. 공급사 테스트.</w:t>
-      </w:r>
-    </w:p>
-    <w:p>
-      <w:pPr>
-        <w:pStyle w:val="BodyText"/>
-      </w:pPr>
-      <w:r>
-        <w:t xml:space="preserve">갈리나: 테스트. 8년 동안 테스트. 바딤, 「현금」도 농담이야? 넌 해고야. 오늘부로. 8년 동안 네가 얼마나 「테스트」했는지 회계팀이 계산할 거야. 그리고 올해 구매는 내가 직접, 하나하나 확인할 거야.</w:t>
-      </w:r>
-    </w:p>
-    <w:p>
-      <w:pPr>
-        <w:pStyle w:val="BodyText"/>
-      </w:pPr>
-      <w:r>
-        <w:t xml:space="preserve">바딤: 갈리나 페트로브나… 이 사람들 말을 믿으세요?</w:t>
-      </w:r>
-    </w:p>
-    <w:p>
-      <w:pPr>
-        <w:pStyle w:val="BodyText"/>
-      </w:pPr>
-      <w:r>
-        <w:t xml:space="preserve">갈리나: 난 네 메시지를 믿어. 나가.</w:t>
-      </w:r>
-    </w:p>
-    <w:p>
-      <w:pPr>
-        <w:pStyle w:val="BodyText"/>
-      </w:pPr>
-      <w:r>
-        <w:t xml:space="preserve">디마: 갈리나 페트로브나, 죄송합니다. 그럴 생각은…</w:t>
-      </w:r>
-    </w:p>
-    <w:p>
-      <w:pPr>
-        <w:pStyle w:val="BodyText"/>
-      </w:pPr>
-      <w:r>
-        <w:t xml:space="preserve">갈리나: 조용히 해요. 그럴 생각 있었잖아요. 그리고 옳은 생각이었어요. 8년 동안 공급사가 비싸다고 생각했어요. 그런데 비쌌던 건 내 사람이었네요. 당신은 일주일 만에 우리 회계팀이 못 한 일을 했어요.</w:t>
-      </w:r>
-    </w:p>
-    <w:p>
-      <w:pPr>
-        <w:pStyle w:val="BodyText"/>
-      </w:pPr>
-      <w:r>
-        <w:t xml:space="preserve">알렉세이: 250개 주문은 — 유효한가요?</w:t>
-      </w:r>
-    </w:p>
-    <w:p>
-      <w:pPr>
-        <w:pStyle w:val="BodyText"/>
-      </w:pPr>
-      <w:r>
-        <w:t xml:space="preserve">갈리나: 유효해요. 당신네 규칙대로. 수료증대로, 계좌 이체, 9천. 할인은 요구 안 해요.</w:t>
-      </w:r>
-    </w:p>
-    <w:p>
-      <w:pPr>
-        <w:pStyle w:val="BodyText"/>
-      </w:pPr>
-      <w:r>
-        <w:t xml:space="preserve">알렉세이: 감사합니다. 그럼 무엇을 요구하세요?</w:t>
-      </w:r>
-    </w:p>
-    <w:p>
-      <w:pPr>
-        <w:pStyle w:val="BodyText"/>
-      </w:pPr>
-      <w:r>
-        <w:t xml:space="preserve">갈리나: 하나. 우리 사람 누구든 다시 현금을 요구하면 — 나한테 전화해요. 제일 먼저. 윗선을 건너뛰는 게 아니라 — 바로 윗선한테. 그게 내 유일한 조건이에요. 그리고 그건 어떤 할인보다 비싸요.</w:t>
+        <w:t xml:space="preserve">갈리나: 앉으세요. 「직접 만나서 얘기하는 게 좋을 구매 관련 문제」라니, 불길하게 들리네요. 말씀하세요.</w:t>
+      </w:r>
+    </w:p>
+    <w:p>
+      <w:pPr>
+        <w:pStyle w:val="BodyText"/>
+      </w:pPr>
+      <w:r>
+        <w:t xml:space="preserve">디마: 갈리나 페트로브나, 어제 바딤 소로킨을 만났어요. 주사기 250개 주문 건으로요.</w:t>
+      </w:r>
+    </w:p>
+    <w:p>
+      <w:pPr>
+        <w:pStyle w:val="BodyText"/>
+      </w:pPr>
+      <w:r>
+        <w:t xml:space="preserve">갈리나: 알아요, 내가 맡긴 거니까. 그래서 무슨 일이 있었죠?</w:t>
+      </w:r>
+    </w:p>
+    <w:p>
+      <w:pPr>
+        <w:pStyle w:val="BodyText"/>
+      </w:pPr>
+      <w:r>
+        <w:t xml:space="preserve">디마: 공책을 결론 없이 읽어 드릴게요. 「13시 22분. 바딤: 납품마다 5퍼센트. 나한테. 현금으로. 이게 표준」. 그리고 이렇게 말했어요: 「갈리나 페트로브나는 내가 말해 주는 것만 알게 된다」.</w:t>
+      </w:r>
+    </w:p>
+    <w:p>
+      <w:pPr>
+        <w:pStyle w:val="BodyText"/>
+      </w:pPr>
+      <w:r>
+        <w:t xml:space="preserve">갈리나: 그건 당신이 적은 거죠. 당신 말 대 그 사람 말일 뿐이에요.</w:t>
+      </w:r>
+    </w:p>
+    <w:p>
+      <w:pPr>
+        <w:pStyle w:val="BodyText"/>
+      </w:pPr>
+      <w:r>
+        <w:t xml:space="preserve">디마: 그 사람 번호로 온 문자도 있어요. 어제 14시 5분이요: 「5퍼센트 — 현찰. 금요일까지」.</w:t>
+      </w:r>
+    </w:p>
+    <w:p>
+      <w:pPr>
+        <w:pStyle w:val="BodyText"/>
+      </w:pPr>
+      <w:r>
+        <w:t xml:space="preserve">갈리나: 보여 줘요… 맞아요, 그 사람 번호예요. 8년 동안 알던 번호예요.</w:t>
+      </w:r>
+    </w:p>
+    <w:p>
+      <w:pPr>
+        <w:pStyle w:val="BodyText"/>
+      </w:pPr>
+      <w:r>
+        <w:t xml:space="preserve">알렉세이: 갈리나 페트로브나, 우리는 고발하러 온 게 아니에요. 이게 당신 돈이라서 온 거예요.</w:t>
+      </w:r>
+    </w:p>
+    <w:p>
+      <w:pPr>
+        <w:pStyle w:val="BodyText"/>
+      </w:pPr>
+      <w:r>
+        <w:t xml:space="preserve">갈리나: 내 돈, 8년 동안. 다른 공급자들한테선 대체 얼마나 받았을까요?</w:t>
+      </w:r>
+    </w:p>
+    <w:p>
+      <w:pPr>
+        <w:pStyle w:val="BodyText"/>
+      </w:pPr>
+      <w:r>
+        <w:t xml:space="preserve">디마: 모르겠어요. 「다들 그렇게 일한다」고 했고, 다른 공급자는 7퍼센트를 준다고도 했어요.</w:t>
+      </w:r>
+    </w:p>
+    <w:p>
+      <w:pPr>
+        <w:pStyle w:val="BodyText"/>
+      </w:pPr>
+      <w:r>
+        <w:t xml:space="preserve">갈리나: 그 다른 공급자가 누구예요?</w:t>
+      </w:r>
+    </w:p>
+    <w:p>
+      <w:pPr>
+        <w:pStyle w:val="BodyText"/>
+      </w:pPr>
+      <w:r>
+        <w:t xml:space="preserve">디마: 스타스요. 텔레그램으로 미등록 제품을 팔아요. 우리가 오래전부터 아는 사람이에요.</w:t>
+      </w:r>
+    </w:p>
+    <w:p>
+      <w:pPr>
+        <w:pStyle w:val="BodyText"/>
+      </w:pPr>
+      <w:r>
+        <w:t xml:space="preserve">갈리나: 미등록 제품을, 내 클리닉에, 내 구매 담당을 통해서. 옥사나, 바딤 불러요. 지금 당장.</w:t>
+      </w:r>
+    </w:p>
+    <w:p>
+      <w:pPr>
+        <w:pStyle w:val="BodyText"/>
+      </w:pPr>
+      <w:r>
+        <w:t xml:space="preserve">알렉세이: 저희는 나가 있는 게 좋을까요?</w:t>
+      </w:r>
+    </w:p>
+    <w:p>
+      <w:pPr>
+        <w:pStyle w:val="BodyText"/>
+      </w:pPr>
+      <w:r>
+        <w:t xml:space="preserve">갈리나: 아니요, 앉아 있어요. 누가 왔는지 보라고 하세요. 바딤, 들어와, 앉아서 읽어.</w:t>
+      </w:r>
+    </w:p>
+    <w:p>
+      <w:pPr>
+        <w:pStyle w:val="BodyText"/>
+      </w:pPr>
+      <w:r>
+        <w:t xml:space="preserve">바딤: 갈리나 페트로브나, 이건 오해예요. 농담했어요, 그냥 농담이고 공급자 테스트였어요.</w:t>
+      </w:r>
+    </w:p>
+    <w:p>
+      <w:pPr>
+        <w:pStyle w:val="BodyText"/>
+      </w:pPr>
+      <w:r>
+        <w:t xml:space="preserve">갈리나: 테스트라. 8년 동안의 테스트. 바딤, 「현찰」도 농담이야? 넌 해고야. 오늘부로. 8년 동안 네가 얼마나 「테스트」했는지 회계팀이 계산할 거야. 올해 구매는 내가 직접, 하나하나 다 확인할 거고.</w:t>
+      </w:r>
+    </w:p>
+    <w:p>
+      <w:pPr>
+        <w:pStyle w:val="BodyText"/>
+      </w:pPr>
+      <w:r>
+        <w:t xml:space="preserve">바딤: 갈리나 페트로브나… 정말 이 사람들 말을 믿으시는 거예요?</w:t>
+      </w:r>
+    </w:p>
+    <w:p>
+      <w:pPr>
+        <w:pStyle w:val="BodyText"/>
+      </w:pPr>
+      <w:r>
+        <w:t xml:space="preserve">갈리나: 난 네 문자를 믿은 거야. 나가. 얘기 끝났어.</w:t>
+      </w:r>
+    </w:p>
+    <w:p>
+      <w:pPr>
+        <w:pStyle w:val="BodyText"/>
+      </w:pPr>
+      <w:r>
+        <w:t xml:space="preserve">디마: 갈리나 페트로브나, 죄송해요. 이렇게 되길 원한 건 아니었어요…</w:t>
+      </w:r>
+    </w:p>
+    <w:p>
+      <w:pPr>
+        <w:pStyle w:val="BodyText"/>
+      </w:pPr>
+      <w:r>
+        <w:t xml:space="preserve">갈리나: 조용히 해요. 원했고, 원한 게 옳았어요. 8년 동안 공급자들이 비싼 줄 알았어요. 그런데 비싼 건 내 사람이었네요. 당신은 일주일 만에, 내가 매달 돈을 주는 회계팀도 못 한 일을 했어요.</w:t>
+      </w:r>
+    </w:p>
+    <w:p>
+      <w:pPr>
+        <w:pStyle w:val="BodyText"/>
+      </w:pPr>
+      <w:r>
+        <w:t xml:space="preserve">알렉세이: 그럼 250개 주문은 그대로 유효한가요?</w:t>
+      </w:r>
+    </w:p>
+    <w:p>
+      <w:pPr>
+        <w:pStyle w:val="BodyText"/>
+      </w:pPr>
+      <w:r>
+        <w:t xml:space="preserve">갈리나: 유효해요. 당신들 규칙대로요: 수료증 기준, 계좌 이체, 9천. 할인은 요구하지 않아요.</w:t>
+      </w:r>
+    </w:p>
+    <w:p>
+      <w:pPr>
+        <w:pStyle w:val="BodyText"/>
+      </w:pPr>
+      <w:r>
+        <w:t xml:space="preserve">알렉세이: 감사합니다. 그럼 대신 원하시는 건 뭔가요?</w:t>
+      </w:r>
+    </w:p>
+    <w:p>
+      <w:pPr>
+        <w:pStyle w:val="BodyText"/>
+      </w:pPr>
+      <w:r>
+        <w:t xml:space="preserve">갈리나: 하나예요. 우리 쪽 사람이 또 현금을 요구하면 나한테 전화해요, 제일 먼저. 윗선을 건너뛰는 게 아니라 윗선에 바로요. 이게 내 유일한 조건이에요. 그리고 어떤 할인보다 값져요.</w:t>
       </w:r>
     </w:p>
     <w:bookmarkEnd w:id="36"/>
@@ -4130,119 +4115,119 @@
         <w:pStyle w:val="FirstParagraph"/>
       </w:pPr>
       <w:r>
-        <w:t xml:space="preserve">디마: 해고될 줄 알았어요. 큰 주문을 잃었으니까요.</w:t>
-      </w:r>
-    </w:p>
-    <w:p>
-      <w:pPr>
-        <w:pStyle w:val="BodyText"/>
-      </w:pPr>
-      <w:r>
-        <w:t xml:space="preserve">이리나: 안 잃었어요. 250개. 수료증대로. 첫 납품 — 60개, 금요일에.</w:t>
-      </w:r>
-    </w:p>
-    <w:p>
-      <w:pPr>
-        <w:pStyle w:val="BodyText"/>
-      </w:pPr>
-      <w:r>
-        <w:t xml:space="preserve">올가: 그리고 모스크바에서 뇌물 받는 구매 담당 하나가 줄었죠. 그것도 성과예요.</w:t>
-      </w:r>
-    </w:p>
-    <w:p>
-      <w:pPr>
-        <w:pStyle w:val="BodyText"/>
-      </w:pPr>
-      <w:r>
-        <w:t xml:space="preserve">알렉세이: 디마, 기분이 어때요?</w:t>
-      </w:r>
-    </w:p>
-    <w:p>
-      <w:pPr>
-        <w:pStyle w:val="BodyText"/>
-      </w:pPr>
-      <w:r>
-        <w:t xml:space="preserve">디마: 이상해요. 옳은 일과 나쁜 일을 동시에 한 것 같아요. 저 때문에 바딤이 해고됐어요.</w:t>
-      </w:r>
-    </w:p>
-    <w:p>
-      <w:pPr>
-        <w:pStyle w:val="BodyText"/>
-      </w:pPr>
-      <w:r>
-        <w:t xml:space="preserve">올가: 당신 때문이 아니에요. 그 사람 메시지 때문이죠. 8년 동안의 「테스트」 때문이고요. 당신은 공책을 가져갔을 뿐이에요.</w:t>
-      </w:r>
-    </w:p>
-    <w:p>
-      <w:pPr>
-        <w:pStyle w:val="BodyText"/>
-      </w:pPr>
-      <w:r>
-        <w:t xml:space="preserve">이리나: 그리고 보너스. 3항. 2만. 그리고 1항 — 갈리나의 수료 의사 두 명. 2만 더.</w:t>
-      </w:r>
-    </w:p>
-    <w:p>
-      <w:pPr>
-        <w:pStyle w:val="BodyText"/>
-      </w:pPr>
-      <w:r>
-        <w:t xml:space="preserve">디마: 3주에 4만. 야로슬라블에선 이런 일로 보너스를 깎였는데요.</w:t>
-      </w:r>
-    </w:p>
-    <w:p>
-      <w:pPr>
-        <w:pStyle w:val="BodyText"/>
-      </w:pPr>
-      <w:r>
-        <w:t xml:space="preserve">알렉세이: 야로슬라블에선 진실 때문에 벌을 받았죠. 여기선 — 아니에요. 그게 두 회사의 차이 전부예요. 그리고 그건 「헬베메드」 시절의 나와 지금의 나의 차이이기도 해요.</w:t>
-      </w:r>
-    </w:p>
-    <w:p>
-      <w:pPr>
-        <w:pStyle w:val="BodyText"/>
-      </w:pPr>
-      <w:r>
-        <w:t xml:space="preserve">디마: 공책에 적어도 될까요? 제가 스스로 깨달은 첫 규칙이요.</w:t>
-      </w:r>
-    </w:p>
-    <w:p>
-      <w:pPr>
-        <w:pStyle w:val="BodyText"/>
-      </w:pPr>
-      <w:r>
-        <w:t xml:space="preserve">올가: 적어요. 소리 내서.</w:t>
-      </w:r>
-    </w:p>
-    <w:p>
-      <w:pPr>
-        <w:pStyle w:val="BodyText"/>
-      </w:pPr>
-      <w:r>
-        <w:t xml:space="preserve">디마: 「현금은 누군가 숨기고 싶을 때 요구한다. 누가 누구에게서 숨기는지 찾아라. 보통 국가가 아니라 자기 주인에게서 숨긴다」.</w:t>
-      </w:r>
-    </w:p>
-    <w:p>
-      <w:pPr>
-        <w:pStyle w:val="BodyText"/>
-      </w:pPr>
-      <w:r>
-        <w:t xml:space="preserve">이리나: 그건 규칙이 아니라 감사예요. 드미트리, 감사 출신 아닌 거 확실해요?</w:t>
-      </w:r>
-    </w:p>
-    <w:p>
-      <w:pPr>
-        <w:pStyle w:val="BodyText"/>
-      </w:pPr>
-      <w:r>
-        <w:t xml:space="preserve">디마: 외양간 출신이에요. 거기서도 숨겨요. 보통 — 사료를요.</w:t>
-      </w:r>
-    </w:p>
-    <w:p>
-      <w:pPr>
-        <w:pStyle w:val="BodyText"/>
-      </w:pPr>
-      <w:r>
-        <w:t xml:space="preserve">알렉세이: 그럼 내일은 — 다음 의사에게. 본론으로 갑시다. 하지만 먼저 — 커피. 각자 계산.</w:t>
+        <w:t xml:space="preserve">디마: 큰 주문을 날려서 해고될 줄 알았어요.</w:t>
+      </w:r>
+    </w:p>
+    <w:p>
+      <w:pPr>
+        <w:pStyle w:val="BodyText"/>
+      </w:pPr>
+      <w:r>
+        <w:t xml:space="preserve">이리나: 하지만 안 날렸잖아요. 수료증 기준으로 250개, 첫 납품 60개는 벌써 금요일이에요.</w:t>
+      </w:r>
+    </w:p>
+    <w:p>
+      <w:pPr>
+        <w:pStyle w:val="BodyText"/>
+      </w:pPr>
+      <w:r>
+        <w:t xml:space="preserve">올가: 그리고 모스크바에 뇌물 받는 구매 담당이 하나 줄었어요. 그것도 결과예요, 꽤 괜찮은.</w:t>
+      </w:r>
+    </w:p>
+    <w:p>
+      <w:pPr>
+        <w:pStyle w:val="BodyText"/>
+      </w:pPr>
+      <w:r>
+        <w:t xml:space="preserve">알렉세이: 디마, 이 모든 일 뒤에 기분은 어때요?</w:t>
+      </w:r>
+    </w:p>
+    <w:p>
+      <w:pPr>
+        <w:pStyle w:val="BodyText"/>
+      </w:pPr>
+      <w:r>
+        <w:t xml:space="preserve">디마: 이상해요. 옳은 일과 나쁜 일을 동시에 한 것 같아요. 바딤이 저 때문에 해고됐잖아요.</w:t>
+      </w:r>
+    </w:p>
+    <w:p>
+      <w:pPr>
+        <w:pStyle w:val="BodyText"/>
+      </w:pPr>
+      <w:r>
+        <w:t xml:space="preserve">올가: 당신 때문이 아니라 그 사람 문자와 8년의 「테스트」 때문이에요. 당신은 공책을 가져왔을 뿐이에요.</w:t>
+      </w:r>
+    </w:p>
+    <w:p>
+      <w:pPr>
+        <w:pStyle w:val="BodyText"/>
+      </w:pPr>
+      <w:r>
+        <w:t xml:space="preserve">이리나: 그리고 보너스도요. 3항으로 2만, 1항으로 갈리나 쪽 수료 의사 두 명분 2만 더요.</w:t>
+      </w:r>
+    </w:p>
+    <w:p>
+      <w:pPr>
+        <w:pStyle w:val="BodyText"/>
+      </w:pPr>
+      <w:r>
+        <w:t xml:space="preserve">디마: 3주 만에 4만이요. 야로슬라블에선 이런 일로 보너스를 깎였는데요.</w:t>
+      </w:r>
+    </w:p>
+    <w:p>
+      <w:pPr>
+        <w:pStyle w:val="BodyText"/>
+      </w:pPr>
+      <w:r>
+        <w:t xml:space="preserve">알렉세이: 야로슬라블에선 진실 때문에 벌을 받았고, 여기선 아니에요. 그게 두 회사의 차이 전부예요. 그리고 그건 「헬베메드」 시절의 나와 지금의 나 사이의 차이이기도 해요, 그땐 몰랐지만요.</w:t>
+      </w:r>
+    </w:p>
+    <w:p>
+      <w:pPr>
+        <w:pStyle w:val="BodyText"/>
+      </w:pPr>
+      <w:r>
+        <w:t xml:space="preserve">디마: 공책에 적어도 될까요? 제가 스스로 깨달은 첫 번째 규칙이에요.</w:t>
+      </w:r>
+    </w:p>
+    <w:p>
+      <w:pPr>
+        <w:pStyle w:val="BodyText"/>
+      </w:pPr>
+      <w:r>
+        <w:t xml:space="preserve">올가: 적어요. 대신 우리도 들을 수 있게 소리 내서 읽어요.</w:t>
+      </w:r>
+    </w:p>
+    <w:p>
+      <w:pPr>
+        <w:pStyle w:val="BodyText"/>
+      </w:pPr>
+      <w:r>
+        <w:t xml:space="preserve">디마: 「현금은 누군가 숨기고 싶을 때 요구한다. 누가, 누구에게서 숨기는지 찾아라. 대개 국가가 아니라 자기 주인에게서 숨긴다」.</w:t>
+      </w:r>
+    </w:p>
+    <w:p>
+      <w:pPr>
+        <w:pStyle w:val="BodyText"/>
+      </w:pPr>
+      <w:r>
+        <w:t xml:space="preserve">이리나: 이건 규칙이 아니라 진짜 감사예요. 드미트리, 정말 감사 쪽 출신 아니에요?</w:t>
+      </w:r>
+    </w:p>
+    <w:p>
+      <w:pPr>
+        <w:pStyle w:val="BodyText"/>
+      </w:pPr>
+      <w:r>
+        <w:t xml:space="preserve">디마: 아니요, 외양간 출신이에요. 거기서도 숨겨요, 대개 사료를요.</w:t>
+      </w:r>
+    </w:p>
+    <w:p>
+      <w:pPr>
+        <w:pStyle w:val="BodyText"/>
+      </w:pPr>
+      <w:r>
+        <w:t xml:space="preserve">알렉세이: 그럼 내일은 다음 의사한테 가요. 본론으로 갑시다. 하지만 먼저 커피요, 각자 계산으로.</w:t>
       </w:r>
     </w:p>
     <w:bookmarkEnd w:id="37"/>
